--- a/lessons/9-4/downloads/reveal/9.4-session-1-practice-form-b.docx
+++ b/lessons/9-4/downloads/reveal/9.4-session-1-practice-form-b.docx
@@ -15,7 +15,7 @@
         <w:rPr>
           <w:rFonts w:ascii="Avenir Next" w:hAnsi="Avenir Next" w:cs="Avenir Next" w:eastAsia="Avenir Next"/>
           <w:color w:val="1A1A1A"/>
-          <w:sz w:val="20"/>
+          <w:sz w:val="22"/>
           <w:szCs w:val="20"/>
         </w:rPr>
         <w:t xml:space="preserve">Name</w:t>
@@ -33,7 +33,7 @@
         <w:rPr>
           <w:rFonts w:ascii="Avenir Next" w:hAnsi="Avenir Next" w:cs="Avenir Next" w:eastAsia="Avenir Next"/>
           <w:color w:val="1A1A1A"/>
-          <w:sz w:val="20"/>
+          <w:sz w:val="22"/>
           <w:szCs w:val="20"/>
         </w:rPr>
         <w:t xml:space="preserve">   Date</w:t>
@@ -51,7 +51,7 @@
         <w:rPr>
           <w:rFonts w:ascii="Avenir Next" w:hAnsi="Avenir Next" w:cs="Avenir Next" w:eastAsia="Avenir Next"/>
           <w:color w:val="1A1A1A"/>
-          <w:sz w:val="20"/>
+          <w:sz w:val="22"/>
           <w:szCs w:val="20"/>
         </w:rPr>
         <w:t xml:space="preserve">   Period</w:t>
@@ -78,7 +78,7 @@
           <w:caps/>
           <w:color w:val="003A70"/>
           <w:spacing w:val="12"/>
-          <w:sz w:val="19"/>
+          <w:sz w:val="22"/>
           <w:szCs w:val="19"/>
         </w:rPr>
         <w:t xml:space="preserve">Lesson 9-4  ·  Session 1  ·  Practice  ·  Form B</w:t>
@@ -86,6 +86,7 @@
     </w:p>
     <w:p>
       <w:pPr>
+        <w:pStyle w:val="Heading1"/>
         <w:keepNext/>
         <w:spacing w:before="0" w:after="10" w:line="240" w:lineRule="auto"/>
       </w:pPr>
@@ -111,7 +112,7 @@
         <w:rPr>
           <w:rFonts w:ascii="Avenir Next" w:hAnsi="Avenir Next" w:cs="Avenir Next" w:eastAsia="Avenir Next"/>
           <w:color w:val="5A5F66"/>
-          <w:sz w:val="17"/>
+          <w:sz w:val="22"/>
           <w:szCs w:val="17"/>
         </w:rPr>
         <w:t xml:space="preserve">Learning target — I can substitute a value into an equation to find the matching output.</w:t>
@@ -128,7 +129,7 @@
     </w:p>
     <w:p>
       <w:pPr>
-        <w:spacing w:before="0" w:after="0" w:line="60" w:lineRule="auto"/>
+        <w:spacing w:before="0" w:after="0" w:line="50" w:lineRule="exact"/>
       </w:pPr>
     </w:p>
     <w:tbl>
@@ -167,6 +168,7 @@
           </w:tcPr>
           <w:p>
             <w:pPr>
+              <w:pStyle w:val="Heading2"/>
               <w:spacing w:before="0" w:after="40" w:line="264" w:lineRule="auto"/>
             </w:pPr>
             <w:r>
@@ -194,35 +196,35 @@
                 <w:rFonts w:ascii="Avenir Next" w:hAnsi="Avenir Next" w:cs="Avenir Next" w:eastAsia="Avenir Next"/>
                 <w:b/>
                 <w:color w:val="003A70"/>
+                <w:sz w:val="22"/>
+                <w:szCs w:val="18"/>
+              </w:rPr>
+              <w:t xml:space="preserve">•</w:t>
+            </w:r>
+            <w:r>
+              <w:rPr>
+                <w:rFonts w:ascii="Avenir Next" w:hAnsi="Avenir Next" w:cs="Avenir Next" w:eastAsia="Avenir Next"/>
+                <w:color w:val="1A1A1A"/>
                 <w:sz w:val="18"/>
                 <w:szCs w:val="18"/>
               </w:rPr>
-              <w:t xml:space="preserve">•</w:t>
-            </w:r>
-            <w:r>
-              <w:rPr>
-                <w:rFonts w:ascii="Avenir Next" w:hAnsi="Avenir Next" w:cs="Avenir Next" w:eastAsia="Avenir Next"/>
-                <w:color w:val="1A1A1A"/>
-                <w:sz w:val="18"/>
+              <w:tab/>
+            </w:r>
+            <w:r>
+              <w:rPr>
+                <w:rFonts w:ascii="Avenir Next" w:hAnsi="Avenir Next" w:cs="Avenir Next" w:eastAsia="Avenir Next"/>
+                <w:b/>
+                <w:color w:val="1A1A1A"/>
+                <w:sz w:val="22"/>
                 <w:szCs w:val="18"/>
               </w:rPr>
-              <w:tab/>
-            </w:r>
-            <w:r>
-              <w:rPr>
-                <w:rFonts w:ascii="Avenir Next" w:hAnsi="Avenir Next" w:cs="Avenir Next" w:eastAsia="Avenir Next"/>
-                <w:b/>
-                <w:color w:val="1A1A1A"/>
-                <w:sz w:val="18"/>
-                <w:szCs w:val="18"/>
-              </w:rPr>
               <w:t xml:space="preserve">Substitute</w:t>
             </w:r>
             <w:r>
               <w:rPr>
                 <w:rFonts w:ascii="Avenir Next" w:hAnsi="Avenir Next" w:cs="Avenir Next" w:eastAsia="Avenir Next"/>
                 <w:color w:val="1A1A1A"/>
-                <w:sz w:val="18"/>
+                <w:sz w:val="22"/>
                 <w:szCs w:val="18"/>
               </w:rPr>
               <w:t xml:space="preserve"> means put a known number in place of a letter. Then do the math and add units.</w:t>
@@ -241,73 +243,92 @@
                 <w:rFonts w:ascii="Avenir Next" w:hAnsi="Avenir Next" w:cs="Avenir Next" w:eastAsia="Avenir Next"/>
                 <w:b/>
                 <w:color w:val="003A70"/>
+                <w:sz w:val="22"/>
+                <w:szCs w:val="18"/>
+              </w:rPr>
+              <w:t xml:space="preserve">•</w:t>
+            </w:r>
+            <w:r>
+              <w:rPr>
+                <w:rFonts w:ascii="Avenir Next" w:hAnsi="Avenir Next" w:cs="Avenir Next" w:eastAsia="Avenir Next"/>
+                <w:color w:val="1A1A1A"/>
                 <w:sz w:val="18"/>
                 <w:szCs w:val="18"/>
               </w:rPr>
-              <w:t xml:space="preserve">•</w:t>
-            </w:r>
-            <w:r>
-              <w:rPr>
-                <w:rFonts w:ascii="Avenir Next" w:hAnsi="Avenir Next" w:cs="Avenir Next" w:eastAsia="Avenir Next"/>
-                <w:color w:val="1A1A1A"/>
-                <w:sz w:val="18"/>
+              <w:tab/>
+            </w:r>
+            <w:r>
+              <w:rPr>
+                <w:rFonts w:ascii="Avenir Next" w:hAnsi="Avenir Next" w:cs="Avenir Next" w:eastAsia="Avenir Next"/>
+                <w:color w:val="1A1A1A"/>
+                <w:sz w:val="22"/>
                 <w:szCs w:val="18"/>
               </w:rPr>
-              <w:tab/>
-            </w:r>
-            <w:r>
-              <w:rPr>
-                <w:rFonts w:ascii="Avenir Next" w:hAnsi="Avenir Next" w:cs="Avenir Next" w:eastAsia="Avenir Next"/>
-                <w:color w:val="1A1A1A"/>
-                <w:sz w:val="18"/>
+              <w:t xml:space="preserve">With a fee, </w:t>
+            </w:r>
+            <w:r>
+              <w:rPr>
+                <w:rFonts w:ascii="Avenir Next" w:hAnsi="Avenir Next" w:cs="Avenir Next" w:eastAsia="Avenir Next"/>
+                <w:b/>
+                <w:color w:val="1A1A1A"/>
+                <w:sz w:val="22"/>
                 <w:szCs w:val="18"/>
               </w:rPr>
-              <w:t xml:space="preserve">With a fee, </w:t>
-            </w:r>
-            <w:r>
-              <w:rPr>
-                <w:rFonts w:ascii="Avenir Next" w:hAnsi="Avenir Next" w:cs="Avenir Next" w:eastAsia="Avenir Next"/>
-                <w:b/>
-                <w:color w:val="1A1A1A"/>
-                <w:sz w:val="18"/>
+              <w:t xml:space="preserve">multiply first</w:t>
+            </w:r>
+            <w:r>
+              <w:rPr>
+                <w:rFonts w:ascii="Avenir Next" w:hAnsi="Avenir Next" w:cs="Avenir Next" w:eastAsia="Avenir Next"/>
+                <w:color w:val="1A1A1A"/>
+                <w:sz w:val="22"/>
                 <w:szCs w:val="18"/>
               </w:rPr>
-              <w:t xml:space="preserve">multiply first</w:t>
-            </w:r>
-            <w:r>
-              <w:rPr>
-                <w:rFonts w:ascii="Avenir Next" w:hAnsi="Avenir Next" w:cs="Avenir Next" w:eastAsia="Avenir Next"/>
-                <w:color w:val="1A1A1A"/>
-                <w:sz w:val="18"/>
+              <w:t xml:space="preserve">, then add: </w:t>
+            </w:r>
+            <w:r>
+              <w:rPr>
+                <w:rFonts w:ascii="Avenir Next" w:hAnsi="Avenir Next" w:cs="Avenir Next" w:eastAsia="Avenir Next"/>
+                <w:i/>
+                <w:color w:val="1A1A1A"/>
+                <w:sz w:val="22"/>
                 <w:szCs w:val="18"/>
               </w:rPr>
-              <w:t xml:space="preserve">, then add: </w:t>
+              <w:t xml:space="preserve">c</w:t>
+            </w:r>
+            <w:r>
+              <w:rPr>
+                <w:rFonts w:ascii="Avenir Next" w:hAnsi="Avenir Next" w:cs="Avenir Next" w:eastAsia="Avenir Next"/>
+                <w:color w:val="1A1A1A"/>
+                <w:sz w:val="22"/>
+                <w:szCs w:val="18"/>
+              </w:rPr>
+              <w:t xml:space="preserve"> = 3</w:t>
             </w:r>
             <w:r>
               <w:rPr>
                 <w:rFonts w:ascii="Avenir Next" w:hAnsi="Avenir Next" w:cs="Avenir Next" w:eastAsia="Avenir Next"/>
                 <w:i/>
                 <w:color w:val="1A1A1A"/>
-                <w:sz w:val="18"/>
+                <w:sz w:val="22"/>
                 <w:szCs w:val="18"/>
               </w:rPr>
-              <w:t xml:space="preserve">c</w:t>
-            </w:r>
-            <w:r>
-              <w:rPr>
-                <w:rFonts w:ascii="Avenir Next" w:hAnsi="Avenir Next" w:cs="Avenir Next" w:eastAsia="Avenir Next"/>
-                <w:color w:val="1A1A1A"/>
-                <w:sz w:val="18"/>
+              <w:t xml:space="preserve">n</w:t>
+            </w:r>
+            <w:r>
+              <w:rPr>
+                <w:rFonts w:ascii="Avenir Next" w:hAnsi="Avenir Next" w:cs="Avenir Next" w:eastAsia="Avenir Next"/>
+                <w:color w:val="1A1A1A"/>
+                <w:sz w:val="22"/>
                 <w:szCs w:val="18"/>
               </w:rPr>
-              <w:t xml:space="preserve"> = 3</w:t>
+              <w:t xml:space="preserve"> + 10 with </w:t>
             </w:r>
             <w:r>
               <w:rPr>
                 <w:rFonts w:ascii="Avenir Next" w:hAnsi="Avenir Next" w:cs="Avenir Next" w:eastAsia="Avenir Next"/>
                 <w:i/>
                 <w:color w:val="1A1A1A"/>
-                <w:sz w:val="18"/>
+                <w:sz w:val="22"/>
                 <w:szCs w:val="18"/>
               </w:rPr>
               <w:t xml:space="preserve">n</w:t>
@@ -316,26 +337,7 @@
               <w:rPr>
                 <w:rFonts w:ascii="Avenir Next" w:hAnsi="Avenir Next" w:cs="Avenir Next" w:eastAsia="Avenir Next"/>
                 <w:color w:val="1A1A1A"/>
-                <w:sz w:val="18"/>
-                <w:szCs w:val="18"/>
-              </w:rPr>
-              <w:t xml:space="preserve"> + 10 with </w:t>
-            </w:r>
-            <w:r>
-              <w:rPr>
-                <w:rFonts w:ascii="Avenir Next" w:hAnsi="Avenir Next" w:cs="Avenir Next" w:eastAsia="Avenir Next"/>
-                <w:i/>
-                <w:color w:val="1A1A1A"/>
-                <w:sz w:val="18"/>
-                <w:szCs w:val="18"/>
-              </w:rPr>
-              <w:t xml:space="preserve">n</w:t>
-            </w:r>
-            <w:r>
-              <w:rPr>
-                <w:rFonts w:ascii="Avenir Next" w:hAnsi="Avenir Next" w:cs="Avenir Next" w:eastAsia="Avenir Next"/>
-                <w:color w:val="1A1A1A"/>
-                <w:sz w:val="18"/>
+                <w:sz w:val="22"/>
                 <w:szCs w:val="18"/>
               </w:rPr>
               <w:t xml:space="preserve"> = 4 is 3 × 4 + 10 = 22.</w:t>
@@ -354,44 +356,44 @@
                 <w:rFonts w:ascii="Avenir Next" w:hAnsi="Avenir Next" w:cs="Avenir Next" w:eastAsia="Avenir Next"/>
                 <w:b/>
                 <w:color w:val="003A70"/>
+                <w:sz w:val="22"/>
+                <w:szCs w:val="18"/>
+              </w:rPr>
+              <w:t xml:space="preserve">•</w:t>
+            </w:r>
+            <w:r>
+              <w:rPr>
+                <w:rFonts w:ascii="Avenir Next" w:hAnsi="Avenir Next" w:cs="Avenir Next" w:eastAsia="Avenir Next"/>
+                <w:color w:val="1A1A1A"/>
                 <w:sz w:val="18"/>
                 <w:szCs w:val="18"/>
               </w:rPr>
-              <w:t xml:space="preserve">•</w:t>
-            </w:r>
-            <w:r>
-              <w:rPr>
-                <w:rFonts w:ascii="Avenir Next" w:hAnsi="Avenir Next" w:cs="Avenir Next" w:eastAsia="Avenir Next"/>
-                <w:color w:val="1A1A1A"/>
-                <w:sz w:val="18"/>
+              <w:tab/>
+            </w:r>
+            <w:r>
+              <w:rPr>
+                <w:rFonts w:ascii="Avenir Next" w:hAnsi="Avenir Next" w:cs="Avenir Next" w:eastAsia="Avenir Next"/>
+                <w:color w:val="1A1A1A"/>
+                <w:sz w:val="22"/>
                 <w:szCs w:val="18"/>
               </w:rPr>
-              <w:tab/>
-            </w:r>
-            <w:r>
-              <w:rPr>
-                <w:rFonts w:ascii="Avenir Next" w:hAnsi="Avenir Next" w:cs="Avenir Next" w:eastAsia="Avenir Next"/>
-                <w:color w:val="1A1A1A"/>
-                <w:sz w:val="18"/>
+              <w:t xml:space="preserve">Check that the answer is </w:t>
+            </w:r>
+            <w:r>
+              <w:rPr>
+                <w:rFonts w:ascii="Avenir Next" w:hAnsi="Avenir Next" w:cs="Avenir Next" w:eastAsia="Avenir Next"/>
+                <w:b/>
+                <w:color w:val="1A1A1A"/>
+                <w:sz w:val="22"/>
                 <w:szCs w:val="18"/>
               </w:rPr>
-              <w:t xml:space="preserve">Check that the answer is </w:t>
-            </w:r>
-            <w:r>
-              <w:rPr>
-                <w:rFonts w:ascii="Avenir Next" w:hAnsi="Avenir Next" w:cs="Avenir Next" w:eastAsia="Avenir Next"/>
-                <w:b/>
-                <w:color w:val="1A1A1A"/>
-                <w:sz w:val="18"/>
-                <w:szCs w:val="18"/>
-              </w:rPr>
               <w:t xml:space="preserve">reasonable</w:t>
             </w:r>
             <w:r>
               <w:rPr>
                 <w:rFonts w:ascii="Avenir Next" w:hAnsi="Avenir Next" w:cs="Avenir Next" w:eastAsia="Avenir Next"/>
                 <w:color w:val="1A1A1A"/>
-                <w:sz w:val="18"/>
+                <w:sz w:val="22"/>
                 <w:szCs w:val="18"/>
               </w:rPr>
               <w:t xml:space="preserve"> and answers the question asked.</w:t>
@@ -406,6 +408,7 @@
           </w:tcPr>
           <w:p>
             <w:pPr>
+              <w:pStyle w:val="Heading2"/>
               <w:spacing w:before="0" w:after="40" w:line="264" w:lineRule="auto"/>
             </w:pPr>
             <w:r>
@@ -428,7 +431,7 @@
               <w:rPr>
                 <w:rFonts w:ascii="Avenir Next" w:hAnsi="Avenir Next" w:cs="Avenir Next" w:eastAsia="Avenir Next"/>
                 <w:color w:val="1A1A1A"/>
-                <w:sz w:val="17"/>
+                <w:sz w:val="22"/>
                 <w:szCs w:val="17"/>
               </w:rPr>
               <w:t xml:space="preserve">A bakery makes 24 rolls each hour: </w:t>
@@ -438,7 +441,7 @@
                 <w:rFonts w:ascii="Avenir Next" w:hAnsi="Avenir Next" w:cs="Avenir Next" w:eastAsia="Avenir Next"/>
                 <w:i/>
                 <w:color w:val="1A1A1A"/>
-                <w:sz w:val="17"/>
+                <w:sz w:val="22"/>
                 <w:szCs w:val="17"/>
               </w:rPr>
               <w:t xml:space="preserve">r</w:t>
@@ -447,7 +450,7 @@
               <w:rPr>
                 <w:rFonts w:ascii="Avenir Next" w:hAnsi="Avenir Next" w:cs="Avenir Next" w:eastAsia="Avenir Next"/>
                 <w:color w:val="1A1A1A"/>
-                <w:sz w:val="17"/>
+                <w:sz w:val="22"/>
                 <w:szCs w:val="17"/>
               </w:rPr>
               <w:t xml:space="preserve"> = 24</w:t>
@@ -457,7 +460,7 @@
                 <w:rFonts w:ascii="Avenir Next" w:hAnsi="Avenir Next" w:cs="Avenir Next" w:eastAsia="Avenir Next"/>
                 <w:i/>
                 <w:color w:val="1A1A1A"/>
-                <w:sz w:val="17"/>
+                <w:sz w:val="22"/>
                 <w:szCs w:val="17"/>
               </w:rPr>
               <w:t xml:space="preserve">h</w:t>
@@ -466,7 +469,7 @@
               <w:rPr>
                 <w:rFonts w:ascii="Avenir Next" w:hAnsi="Avenir Next" w:cs="Avenir Next" w:eastAsia="Avenir Next"/>
                 <w:color w:val="1A1A1A"/>
-                <w:sz w:val="17"/>
+                <w:sz w:val="22"/>
                 <w:szCs w:val="17"/>
               </w:rPr>
               <w:t xml:space="preserve">. Is 5 hours enough for 150 rolls?</w:t>
@@ -485,63 +488,63 @@
                 <w:rFonts w:ascii="Avenir Next" w:hAnsi="Avenir Next" w:cs="Avenir Next" w:eastAsia="Avenir Next"/>
                 <w:b/>
                 <w:color w:val="003A70"/>
+                <w:sz w:val="22"/>
+                <w:szCs w:val="17"/>
+              </w:rPr>
+              <w:t xml:space="preserve">Step 1</w:t>
+            </w:r>
+            <w:r>
+              <w:rPr>
+                <w:rFonts w:ascii="Avenir Next" w:hAnsi="Avenir Next" w:cs="Avenir Next" w:eastAsia="Avenir Next"/>
+                <w:color w:val="1A1A1A"/>
                 <w:sz w:val="17"/>
                 <w:szCs w:val="17"/>
               </w:rPr>
-              <w:t xml:space="preserve">Step 1</w:t>
-            </w:r>
-            <w:r>
-              <w:rPr>
-                <w:rFonts w:ascii="Avenir Next" w:hAnsi="Avenir Next" w:cs="Avenir Next" w:eastAsia="Avenir Next"/>
-                <w:color w:val="1A1A1A"/>
-                <w:sz w:val="17"/>
+              <w:tab/>
+            </w:r>
+            <w:r>
+              <w:rPr>
+                <w:rFonts w:ascii="Avenir Next" w:hAnsi="Avenir Next" w:cs="Avenir Next" w:eastAsia="Avenir Next"/>
+                <w:color w:val="1A1A1A"/>
+                <w:sz w:val="22"/>
                 <w:szCs w:val="17"/>
               </w:rPr>
-              <w:tab/>
-            </w:r>
-            <w:r>
-              <w:rPr>
-                <w:rFonts w:ascii="Avenir Next" w:hAnsi="Avenir Next" w:cs="Avenir Next" w:eastAsia="Avenir Next"/>
-                <w:color w:val="1A1A1A"/>
-                <w:sz w:val="17"/>
+              <w:t xml:space="preserve">Substitute </w:t>
+            </w:r>
+            <w:r>
+              <w:rPr>
+                <w:rFonts w:ascii="Avenir Next" w:hAnsi="Avenir Next" w:cs="Avenir Next" w:eastAsia="Avenir Next"/>
+                <w:i/>
+                <w:color w:val="1A1A1A"/>
+                <w:sz w:val="22"/>
                 <w:szCs w:val="17"/>
               </w:rPr>
-              <w:t xml:space="preserve">Substitute </w:t>
+              <w:t xml:space="preserve">h</w:t>
+            </w:r>
+            <w:r>
+              <w:rPr>
+                <w:rFonts w:ascii="Avenir Next" w:hAnsi="Avenir Next" w:cs="Avenir Next" w:eastAsia="Avenir Next"/>
+                <w:color w:val="1A1A1A"/>
+                <w:sz w:val="22"/>
+                <w:szCs w:val="17"/>
+              </w:rPr>
+              <w:t xml:space="preserve"> = 5: </w:t>
             </w:r>
             <w:r>
               <w:rPr>
                 <w:rFonts w:ascii="Avenir Next" w:hAnsi="Avenir Next" w:cs="Avenir Next" w:eastAsia="Avenir Next"/>
                 <w:i/>
                 <w:color w:val="1A1A1A"/>
-                <w:sz w:val="17"/>
+                <w:sz w:val="22"/>
                 <w:szCs w:val="17"/>
               </w:rPr>
-              <w:t xml:space="preserve">h</w:t>
-            </w:r>
-            <w:r>
-              <w:rPr>
-                <w:rFonts w:ascii="Avenir Next" w:hAnsi="Avenir Next" w:cs="Avenir Next" w:eastAsia="Avenir Next"/>
-                <w:color w:val="1A1A1A"/>
-                <w:sz w:val="17"/>
-                <w:szCs w:val="17"/>
-              </w:rPr>
-              <w:t xml:space="preserve"> = 5: </w:t>
-            </w:r>
-            <w:r>
-              <w:rPr>
-                <w:rFonts w:ascii="Avenir Next" w:hAnsi="Avenir Next" w:cs="Avenir Next" w:eastAsia="Avenir Next"/>
-                <w:i/>
-                <w:color w:val="1A1A1A"/>
-                <w:sz w:val="17"/>
-                <w:szCs w:val="17"/>
-              </w:rPr>
               <w:t xml:space="preserve">r</w:t>
             </w:r>
             <w:r>
               <w:rPr>
                 <w:rFonts w:ascii="Avenir Next" w:hAnsi="Avenir Next" w:cs="Avenir Next" w:eastAsia="Avenir Next"/>
                 <w:color w:val="1A1A1A"/>
-                <w:sz w:val="17"/>
+                <w:sz w:val="22"/>
                 <w:szCs w:val="17"/>
               </w:rPr>
               <w:t xml:space="preserve"> = 24 × 5 = 120 rolls.</w:t>
@@ -560,25 +563,25 @@
                 <w:rFonts w:ascii="Avenir Next" w:hAnsi="Avenir Next" w:cs="Avenir Next" w:eastAsia="Avenir Next"/>
                 <w:b/>
                 <w:color w:val="003A70"/>
+                <w:sz w:val="22"/>
+                <w:szCs w:val="17"/>
+              </w:rPr>
+              <w:t xml:space="preserve">Step 2</w:t>
+            </w:r>
+            <w:r>
+              <w:rPr>
+                <w:rFonts w:ascii="Avenir Next" w:hAnsi="Avenir Next" w:cs="Avenir Next" w:eastAsia="Avenir Next"/>
+                <w:color w:val="1A1A1A"/>
                 <w:sz w:val="17"/>
                 <w:szCs w:val="17"/>
               </w:rPr>
-              <w:t xml:space="preserve">Step 2</w:t>
-            </w:r>
-            <w:r>
-              <w:rPr>
-                <w:rFonts w:ascii="Avenir Next" w:hAnsi="Avenir Next" w:cs="Avenir Next" w:eastAsia="Avenir Next"/>
-                <w:color w:val="1A1A1A"/>
-                <w:sz w:val="17"/>
-                <w:szCs w:val="17"/>
-              </w:rPr>
               <w:tab/>
             </w:r>
             <w:r>
               <w:rPr>
                 <w:rFonts w:ascii="Avenir Next" w:hAnsi="Avenir Next" w:cs="Avenir Next" w:eastAsia="Avenir Next"/>
                 <w:color w:val="1A1A1A"/>
-                <w:sz w:val="17"/>
+                <w:sz w:val="22"/>
                 <w:szCs w:val="17"/>
               </w:rPr>
               <w:t xml:space="preserve">Compare: 120 &lt; 150.</w:t>
@@ -597,18 +600,18 @@
                 <w:rFonts w:ascii="Avenir Next" w:hAnsi="Avenir Next" w:cs="Avenir Next" w:eastAsia="Avenir Next"/>
                 <w:b/>
                 <w:color w:val="1A1A1A"/>
+                <w:sz w:val="22"/>
+                <w:szCs w:val="17"/>
+              </w:rPr>
+              <w:t xml:space="preserve">Answer</w:t>
+            </w:r>
+            <w:r>
+              <w:rPr>
+                <w:rFonts w:ascii="Avenir Next" w:hAnsi="Avenir Next" w:cs="Avenir Next" w:eastAsia="Avenir Next"/>
+                <w:color w:val="1A1A1A"/>
                 <w:sz w:val="17"/>
                 <w:szCs w:val="17"/>
               </w:rPr>
-              <w:t xml:space="preserve">Answer</w:t>
-            </w:r>
-            <w:r>
-              <w:rPr>
-                <w:rFonts w:ascii="Avenir Next" w:hAnsi="Avenir Next" w:cs="Avenir Next" w:eastAsia="Avenir Next"/>
-                <w:color w:val="1A1A1A"/>
-                <w:sz w:val="17"/>
-                <w:szCs w:val="17"/>
-              </w:rPr>
               <w:tab/>
             </w:r>
             <w:r>
@@ -616,7 +619,7 @@
                 <w:rFonts w:ascii="Avenir Next" w:hAnsi="Avenir Next" w:cs="Avenir Next" w:eastAsia="Avenir Next"/>
                 <w:b/>
                 <w:color w:val="1A1A1A"/>
-                <w:sz w:val="17"/>
+                <w:sz w:val="22"/>
                 <w:szCs w:val="17"/>
               </w:rPr>
               <w:t xml:space="preserve">No, 5 hours makes only 120 rolls</w:t>
@@ -645,7 +648,7 @@
           <w:rFonts w:ascii="Avenir Next" w:hAnsi="Avenir Next" w:cs="Avenir Next" w:eastAsia="Avenir Next"/>
           <w:b/>
           <w:color w:val="1A1A1A"/>
-          <w:sz w:val="17"/>
+          <w:sz w:val="22"/>
           <w:szCs w:val="17"/>
         </w:rPr>
         <w:t xml:space="preserve">substitute</w:t>
@@ -655,7 +658,7 @@
           <w:rFonts w:ascii="Avenir Next" w:hAnsi="Avenir Next" w:cs="Avenir Next" w:eastAsia="Avenir Next"/>
           <w:i/>
           <w:color w:val="5A5F66"/>
-          <w:sz w:val="17"/>
+          <w:sz w:val="22"/>
           <w:szCs w:val="17"/>
         </w:rPr>
         <w:t xml:space="preserve"> (sustituir)</w:t>
@@ -664,7 +667,7 @@
         <w:rPr>
           <w:rFonts w:ascii="Avenir Next" w:hAnsi="Avenir Next" w:cs="Avenir Next" w:eastAsia="Avenir Next"/>
           <w:color w:val="5A5F66"/>
-          <w:sz w:val="17"/>
+          <w:sz w:val="22"/>
           <w:szCs w:val="17"/>
         </w:rPr>
         <w:t xml:space="preserve">   ·   </w:t>
@@ -674,7 +677,7 @@
           <w:rFonts w:ascii="Avenir Next" w:hAnsi="Avenir Next" w:cs="Avenir Next" w:eastAsia="Avenir Next"/>
           <w:b/>
           <w:color w:val="1A1A1A"/>
-          <w:sz w:val="17"/>
+          <w:sz w:val="22"/>
           <w:szCs w:val="17"/>
         </w:rPr>
         <w:t xml:space="preserve">equation</w:t>
@@ -684,7 +687,7 @@
           <w:rFonts w:ascii="Avenir Next" w:hAnsi="Avenir Next" w:cs="Avenir Next" w:eastAsia="Avenir Next"/>
           <w:i/>
           <w:color w:val="5A5F66"/>
-          <w:sz w:val="17"/>
+          <w:sz w:val="22"/>
           <w:szCs w:val="17"/>
         </w:rPr>
         <w:t xml:space="preserve"> (ecuación)</w:t>
@@ -693,7 +696,7 @@
         <w:rPr>
           <w:rFonts w:ascii="Avenir Next" w:hAnsi="Avenir Next" w:cs="Avenir Next" w:eastAsia="Avenir Next"/>
           <w:color w:val="5A5F66"/>
-          <w:sz w:val="17"/>
+          <w:sz w:val="22"/>
           <w:szCs w:val="17"/>
         </w:rPr>
         <w:t xml:space="preserve">   ·   </w:t>
@@ -703,7 +706,7 @@
           <w:rFonts w:ascii="Avenir Next" w:hAnsi="Avenir Next" w:cs="Avenir Next" w:eastAsia="Avenir Next"/>
           <w:b/>
           <w:color w:val="1A1A1A"/>
-          <w:sz w:val="17"/>
+          <w:sz w:val="22"/>
           <w:szCs w:val="17"/>
         </w:rPr>
         <w:t xml:space="preserve">reasonable</w:t>
@@ -713,7 +716,7 @@
           <w:rFonts w:ascii="Avenir Next" w:hAnsi="Avenir Next" w:cs="Avenir Next" w:eastAsia="Avenir Next"/>
           <w:i/>
           <w:color w:val="5A5F66"/>
-          <w:sz w:val="17"/>
+          <w:sz w:val="22"/>
           <w:szCs w:val="17"/>
         </w:rPr>
         <w:t xml:space="preserve"> (razonable)</w:t>
@@ -721,6 +724,7 @@
     </w:p>
     <w:p>
       <w:pPr>
+        <w:pStyle w:val="Heading2"/>
         <w:keepNext/>
         <w:pBdr>
           <w:bottom w:val="single" w:sz="8" w:space="3" w:color="003A70"/>
@@ -736,7 +740,7 @@
           <w:b/>
           <w:color w:val="003A70"/>
           <w:spacing w:val="14"/>
-          <w:sz w:val="19"/>
+          <w:sz w:val="22"/>
           <w:szCs w:val="19"/>
         </w:rPr>
         <w:t xml:space="preserve">PRACTICE</w:t>
@@ -755,7 +759,7 @@
           <w:rFonts w:ascii="Avenir Next" w:hAnsi="Avenir Next" w:cs="Avenir Next" w:eastAsia="Avenir Next"/>
           <w:i/>
           <w:color w:val="5A5F66"/>
-          <w:sz w:val="17"/>
+          <w:sz w:val="22"/>
           <w:szCs w:val="17"/>
         </w:rPr>
         <w:t xml:space="preserve">show your work · label units</w:t>
@@ -763,7 +767,7 @@
     </w:p>
     <w:p>
       <w:pPr>
-        <w:spacing w:before="0" w:after="0" w:line="20" w:lineRule="exact"/>
+        <w:spacing w:before="0" w:after="0" w:line="50" w:lineRule="exact"/>
       </w:pPr>
     </w:p>
     <w:tbl>
@@ -813,25 +817,25 @@
                 <w:rFonts w:ascii="Avenir Next" w:hAnsi="Avenir Next" w:cs="Avenir Next" w:eastAsia="Avenir Next"/>
                 <w:b/>
                 <w:color w:val="1A1A1A"/>
+                <w:sz w:val="22"/>
+                <w:szCs w:val="20"/>
+              </w:rPr>
+              <w:t xml:space="preserve">1.</w:t>
+            </w:r>
+            <w:r>
+              <w:rPr>
+                <w:rFonts w:ascii="Avenir Next" w:hAnsi="Avenir Next" w:cs="Avenir Next" w:eastAsia="Avenir Next"/>
+                <w:color w:val="1A1A1A"/>
                 <w:sz w:val="20"/>
                 <w:szCs w:val="20"/>
               </w:rPr>
-              <w:t xml:space="preserve">1.</w:t>
-            </w:r>
-            <w:r>
-              <w:rPr>
-                <w:rFonts w:ascii="Avenir Next" w:hAnsi="Avenir Next" w:cs="Avenir Next" w:eastAsia="Avenir Next"/>
-                <w:color w:val="1A1A1A"/>
-                <w:sz w:val="20"/>
-                <w:szCs w:val="20"/>
-              </w:rPr>
               <w:tab/>
             </w:r>
             <w:r>
               <w:rPr>
                 <w:rFonts w:ascii="Avenir Next" w:hAnsi="Avenir Next" w:cs="Avenir Next" w:eastAsia="Avenir Next"/>
                 <w:color w:val="1A1A1A"/>
-                <w:sz w:val="20"/>
+                <w:sz w:val="22"/>
                 <w:szCs w:val="20"/>
               </w:rPr>
               <w:t xml:space="preserve">Substitute to find the output.</w:t>
@@ -886,7 +890,7 @@
                       <w:rFonts w:ascii="Avenir Next" w:hAnsi="Avenir Next" w:cs="Avenir Next" w:eastAsia="Avenir Next"/>
                       <w:b/>
                       <w:color w:val="003A70"/>
-                      <w:sz w:val="20"/>
+                      <w:sz w:val="22"/>
                       <w:szCs w:val="20"/>
                     </w:rPr>
                     <w:t xml:space="preserve">a.</w:t>
@@ -905,7 +909,7 @@
                       <w:rFonts w:ascii="Avenir Next" w:hAnsi="Avenir Next" w:cs="Avenir Next" w:eastAsia="Avenir Next"/>
                       <w:i/>
                       <w:color w:val="1A1A1A"/>
-                      <w:sz w:val="20"/>
+                      <w:sz w:val="22"/>
                       <w:szCs w:val="20"/>
                     </w:rPr>
                     <w:t xml:space="preserve">y</w:t>
@@ -914,7 +918,7 @@
                     <w:rPr>
                       <w:rFonts w:ascii="Avenir Next" w:hAnsi="Avenir Next" w:cs="Avenir Next" w:eastAsia="Avenir Next"/>
                       <w:color w:val="1A1A1A"/>
-                      <w:sz w:val="20"/>
+                      <w:sz w:val="22"/>
                       <w:szCs w:val="20"/>
                     </w:rPr>
                     <w:t xml:space="preserve"> = 8</w:t>
@@ -924,7 +928,7 @@
                       <w:rFonts w:ascii="Avenir Next" w:hAnsi="Avenir Next" w:cs="Avenir Next" w:eastAsia="Avenir Next"/>
                       <w:i/>
                       <w:color w:val="1A1A1A"/>
-                      <w:sz w:val="20"/>
+                      <w:sz w:val="22"/>
                       <w:szCs w:val="20"/>
                     </w:rPr>
                     <w:t xml:space="preserve">x</w:t>
@@ -933,7 +937,7 @@
                     <w:rPr>
                       <w:rFonts w:ascii="Avenir Next" w:hAnsi="Avenir Next" w:cs="Avenir Next" w:eastAsia="Avenir Next"/>
                       <w:color w:val="1A1A1A"/>
-                      <w:sz w:val="20"/>
+                      <w:sz w:val="22"/>
                       <w:szCs w:val="20"/>
                     </w:rPr>
                     <w:t xml:space="preserve">;  </w:t>
@@ -943,7 +947,7 @@
                       <w:rFonts w:ascii="Avenir Next" w:hAnsi="Avenir Next" w:cs="Avenir Next" w:eastAsia="Avenir Next"/>
                       <w:i/>
                       <w:color w:val="1A1A1A"/>
-                      <w:sz w:val="20"/>
+                      <w:sz w:val="22"/>
                       <w:szCs w:val="20"/>
                     </w:rPr>
                     <w:t xml:space="preserve">x</w:t>
@@ -952,7 +956,7 @@
                     <w:rPr>
                       <w:rFonts w:ascii="Avenir Next" w:hAnsi="Avenir Next" w:cs="Avenir Next" w:eastAsia="Avenir Next"/>
                       <w:color w:val="1A1A1A"/>
-                      <w:sz w:val="20"/>
+                      <w:sz w:val="22"/>
                       <w:szCs w:val="20"/>
                     </w:rPr>
                     <w:t xml:space="preserve"> = 7</w:t>
@@ -996,7 +1000,7 @@
                       <w:rFonts w:ascii="Avenir Next" w:hAnsi="Avenir Next" w:cs="Avenir Next" w:eastAsia="Avenir Next"/>
                       <w:b/>
                       <w:color w:val="003A70"/>
-                      <w:sz w:val="20"/>
+                      <w:sz w:val="22"/>
                       <w:szCs w:val="20"/>
                     </w:rPr>
                     <w:t xml:space="preserve">b.</w:t>
@@ -1015,7 +1019,7 @@
                       <w:rFonts w:ascii="Avenir Next" w:hAnsi="Avenir Next" w:cs="Avenir Next" w:eastAsia="Avenir Next"/>
                       <w:i/>
                       <w:color w:val="1A1A1A"/>
-                      <w:sz w:val="20"/>
+                      <w:sz w:val="22"/>
                       <w:szCs w:val="20"/>
                     </w:rPr>
                     <w:t xml:space="preserve">c</w:t>
@@ -1024,7 +1028,7 @@
                     <w:rPr>
                       <w:rFonts w:ascii="Avenir Next" w:hAnsi="Avenir Next" w:cs="Avenir Next" w:eastAsia="Avenir Next"/>
                       <w:color w:val="1A1A1A"/>
-                      <w:sz w:val="20"/>
+                      <w:sz w:val="22"/>
                       <w:szCs w:val="20"/>
                     </w:rPr>
                     <w:t xml:space="preserve"> = 4</w:t>
@@ -1034,7 +1038,7 @@
                       <w:rFonts w:ascii="Avenir Next" w:hAnsi="Avenir Next" w:cs="Avenir Next" w:eastAsia="Avenir Next"/>
                       <w:i/>
                       <w:color w:val="1A1A1A"/>
-                      <w:sz w:val="20"/>
+                      <w:sz w:val="22"/>
                       <w:szCs w:val="20"/>
                     </w:rPr>
                     <w:t xml:space="preserve">h</w:t>
@@ -1043,7 +1047,7 @@
                     <w:rPr>
                       <w:rFonts w:ascii="Avenir Next" w:hAnsi="Avenir Next" w:cs="Avenir Next" w:eastAsia="Avenir Next"/>
                       <w:color w:val="1A1A1A"/>
-                      <w:sz w:val="20"/>
+                      <w:sz w:val="22"/>
                       <w:szCs w:val="20"/>
                     </w:rPr>
                     <w:t xml:space="preserve"> + 12;  </w:t>
@@ -1053,7 +1057,7 @@
                       <w:rFonts w:ascii="Avenir Next" w:hAnsi="Avenir Next" w:cs="Avenir Next" w:eastAsia="Avenir Next"/>
                       <w:i/>
                       <w:color w:val="1A1A1A"/>
-                      <w:sz w:val="20"/>
+                      <w:sz w:val="22"/>
                       <w:szCs w:val="20"/>
                     </w:rPr>
                     <w:t xml:space="preserve">h</w:t>
@@ -1062,7 +1066,7 @@
                     <w:rPr>
                       <w:rFonts w:ascii="Avenir Next" w:hAnsi="Avenir Next" w:cs="Avenir Next" w:eastAsia="Avenir Next"/>
                       <w:color w:val="1A1A1A"/>
-                      <w:sz w:val="20"/>
+                      <w:sz w:val="22"/>
                       <w:szCs w:val="20"/>
                     </w:rPr>
                     <w:t xml:space="preserve"> = 5</w:t>
@@ -1112,7 +1116,7 @@
                       <w:rFonts w:ascii="Avenir Next" w:hAnsi="Avenir Next" w:cs="Avenir Next" w:eastAsia="Avenir Next"/>
                       <w:b/>
                       <w:color w:val="003A70"/>
-                      <w:sz w:val="20"/>
+                      <w:sz w:val="22"/>
                       <w:szCs w:val="20"/>
                     </w:rPr>
                     <w:t xml:space="preserve">c.</w:t>
@@ -1131,7 +1135,7 @@
                       <w:rFonts w:ascii="Avenir Next" w:hAnsi="Avenir Next" w:cs="Avenir Next" w:eastAsia="Avenir Next"/>
                       <w:i/>
                       <w:color w:val="1A1A1A"/>
-                      <w:sz w:val="20"/>
+                      <w:sz w:val="22"/>
                       <w:szCs w:val="20"/>
                     </w:rPr>
                     <w:t xml:space="preserve">y</w:t>
@@ -1140,7 +1144,7 @@
                     <w:rPr>
                       <w:rFonts w:ascii="Avenir Next" w:hAnsi="Avenir Next" w:cs="Avenir Next" w:eastAsia="Avenir Next"/>
                       <w:color w:val="1A1A1A"/>
-                      <w:sz w:val="20"/>
+                      <w:sz w:val="22"/>
                       <w:szCs w:val="20"/>
                     </w:rPr>
                     <w:t xml:space="preserve"> = 6</w:t>
@@ -1150,7 +1154,7 @@
                       <w:rFonts w:ascii="Avenir Next" w:hAnsi="Avenir Next" w:cs="Avenir Next" w:eastAsia="Avenir Next"/>
                       <w:i/>
                       <w:color w:val="1A1A1A"/>
-                      <w:sz w:val="20"/>
+                      <w:sz w:val="22"/>
                       <w:szCs w:val="20"/>
                     </w:rPr>
                     <w:t xml:space="preserve">x</w:t>
@@ -1159,7 +1163,7 @@
                     <w:rPr>
                       <w:rFonts w:ascii="Avenir Next" w:hAnsi="Avenir Next" w:cs="Avenir Next" w:eastAsia="Avenir Next"/>
                       <w:color w:val="1A1A1A"/>
-                      <w:sz w:val="20"/>
+                      <w:sz w:val="22"/>
                       <w:szCs w:val="20"/>
                     </w:rPr>
                     <w:t xml:space="preserve"> + 5;  </w:t>
@@ -1169,7 +1173,7 @@
                       <w:rFonts w:ascii="Avenir Next" w:hAnsi="Avenir Next" w:cs="Avenir Next" w:eastAsia="Avenir Next"/>
                       <w:i/>
                       <w:color w:val="1A1A1A"/>
-                      <w:sz w:val="20"/>
+                      <w:sz w:val="22"/>
                       <w:szCs w:val="20"/>
                     </w:rPr>
                     <w:t xml:space="preserve">x</w:t>
@@ -1178,7 +1182,7 @@
                     <w:rPr>
                       <w:rFonts w:ascii="Avenir Next" w:hAnsi="Avenir Next" w:cs="Avenir Next" w:eastAsia="Avenir Next"/>
                       <w:color w:val="1A1A1A"/>
-                      <w:sz w:val="20"/>
+                      <w:sz w:val="22"/>
                       <w:szCs w:val="20"/>
                     </w:rPr>
                     <w:t xml:space="preserve"> = 9</w:t>
@@ -1222,7 +1226,7 @@
                       <w:rFonts w:ascii="Avenir Next" w:hAnsi="Avenir Next" w:cs="Avenir Next" w:eastAsia="Avenir Next"/>
                       <w:b/>
                       <w:color w:val="003A70"/>
-                      <w:sz w:val="20"/>
+                      <w:sz w:val="22"/>
                       <w:szCs w:val="20"/>
                     </w:rPr>
                     <w:t xml:space="preserve">d.</w:t>
@@ -1241,7 +1245,7 @@
                       <w:rFonts w:ascii="Avenir Next" w:hAnsi="Avenir Next" w:cs="Avenir Next" w:eastAsia="Avenir Next"/>
                       <w:i/>
                       <w:color w:val="1A1A1A"/>
-                      <w:sz w:val="20"/>
+                      <w:sz w:val="22"/>
                       <w:szCs w:val="20"/>
                     </w:rPr>
                     <w:t xml:space="preserve">y</w:t>
@@ -1250,7 +1254,7 @@
                     <w:rPr>
                       <w:rFonts w:ascii="Avenir Next" w:hAnsi="Avenir Next" w:cs="Avenir Next" w:eastAsia="Avenir Next"/>
                       <w:color w:val="1A1A1A"/>
-                      <w:sz w:val="20"/>
+                      <w:sz w:val="22"/>
                       <w:szCs w:val="20"/>
                     </w:rPr>
                     <w:t xml:space="preserve"> = 3</w:t>
@@ -1260,7 +1264,7 @@
                       <w:rFonts w:ascii="Avenir Next" w:hAnsi="Avenir Next" w:cs="Avenir Next" w:eastAsia="Avenir Next"/>
                       <w:i/>
                       <w:color w:val="1A1A1A"/>
-                      <w:sz w:val="20"/>
+                      <w:sz w:val="22"/>
                       <w:szCs w:val="20"/>
                     </w:rPr>
                     <w:t xml:space="preserve">x</w:t>
@@ -1269,7 +1273,7 @@
                     <w:rPr>
                       <w:rFonts w:ascii="Avenir Next" w:hAnsi="Avenir Next" w:cs="Avenir Next" w:eastAsia="Avenir Next"/>
                       <w:color w:val="1A1A1A"/>
-                      <w:sz w:val="20"/>
+                      <w:sz w:val="22"/>
                       <w:szCs w:val="20"/>
                     </w:rPr>
                     <w:t xml:space="preserve"> + 8;  </w:t>
@@ -1279,7 +1283,7 @@
                       <w:rFonts w:ascii="Avenir Next" w:hAnsi="Avenir Next" w:cs="Avenir Next" w:eastAsia="Avenir Next"/>
                       <w:i/>
                       <w:color w:val="1A1A1A"/>
-                      <w:sz w:val="20"/>
+                      <w:sz w:val="22"/>
                       <w:szCs w:val="20"/>
                     </w:rPr>
                     <w:t xml:space="preserve">x</w:t>
@@ -1288,7 +1292,7 @@
                     <w:rPr>
                       <w:rFonts w:ascii="Avenir Next" w:hAnsi="Avenir Next" w:cs="Avenir Next" w:eastAsia="Avenir Next"/>
                       <w:color w:val="1A1A1A"/>
-                      <w:sz w:val="20"/>
+                      <w:sz w:val="22"/>
                       <w:szCs w:val="20"/>
                     </w:rPr>
                     <w:t xml:space="preserve"> = 20</w:t>
@@ -1318,7 +1322,7 @@
           </w:tbl>
           <w:p>
             <w:pPr>
-              <w:spacing w:before="0" w:after="0" w:line="24" w:lineRule="auto"/>
+              <w:spacing w:before="0" w:after="0" w:line="50" w:lineRule="exact"/>
             </w:pPr>
           </w:p>
         </w:tc>
@@ -1326,12 +1330,12 @@
     </w:tbl>
     <w:p>
       <w:pPr>
-        <w:spacing w:before="0" w:after="0" w:line="20" w:lineRule="exact"/>
+        <w:spacing w:before="0" w:after="0" w:line="50" w:lineRule="exact"/>
       </w:pPr>
     </w:p>
     <w:p>
       <w:pPr>
-        <w:spacing w:before="0" w:after="0" w:line="20" w:lineRule="exact"/>
+        <w:spacing w:before="0" w:after="0" w:line="50" w:lineRule="exact"/>
       </w:pPr>
     </w:p>
     <w:tbl>
@@ -1381,18 +1385,18 @@
                 <w:rFonts w:ascii="Avenir Next" w:hAnsi="Avenir Next" w:cs="Avenir Next" w:eastAsia="Avenir Next"/>
                 <w:b/>
                 <w:color w:val="1A1A1A"/>
+                <w:sz w:val="22"/>
+                <w:szCs w:val="20"/>
+              </w:rPr>
+              <w:t xml:space="preserve">2.</w:t>
+            </w:r>
+            <w:r>
+              <w:rPr>
+                <w:rFonts w:ascii="Avenir Next" w:hAnsi="Avenir Next" w:cs="Avenir Next" w:eastAsia="Avenir Next"/>
+                <w:color w:val="1A1A1A"/>
                 <w:sz w:val="20"/>
                 <w:szCs w:val="20"/>
               </w:rPr>
-              <w:t xml:space="preserve">2.</w:t>
-            </w:r>
-            <w:r>
-              <w:rPr>
-                <w:rFonts w:ascii="Avenir Next" w:hAnsi="Avenir Next" w:cs="Avenir Next" w:eastAsia="Avenir Next"/>
-                <w:color w:val="1A1A1A"/>
-                <w:sz w:val="20"/>
-                <w:szCs w:val="20"/>
-              </w:rPr>
               <w:tab/>
             </w:r>
             <w:r>
@@ -1400,7 +1404,7 @@
                 <w:rFonts w:ascii="Avenir Next" w:hAnsi="Avenir Next" w:cs="Avenir Next" w:eastAsia="Avenir Next"/>
                 <w:b/>
                 <w:color w:val="1A1A1A"/>
-                <w:sz w:val="20"/>
+                <w:sz w:val="22"/>
                 <w:szCs w:val="20"/>
               </w:rPr>
               <w:t xml:space="preserve">Soap Workshop.  </w:t>
@@ -1409,7 +1413,7 @@
               <w:rPr>
                 <w:rFonts w:ascii="Avenir Next" w:hAnsi="Avenir Next" w:cs="Avenir Next" w:eastAsia="Avenir Next"/>
                 <w:color w:val="1A1A1A"/>
-                <w:sz w:val="20"/>
+                <w:sz w:val="22"/>
                 <w:szCs w:val="20"/>
               </w:rPr>
               <w:t xml:space="preserve">A workshop makes 16 bars of soap every hour. A store orders 120 bars.</w:t>
@@ -1429,25 +1433,25 @@
                 <w:rFonts w:ascii="Avenir Next" w:hAnsi="Avenir Next" w:cs="Avenir Next" w:eastAsia="Avenir Next"/>
                 <w:b/>
                 <w:color w:val="003A70"/>
+                <w:sz w:val="22"/>
+                <w:szCs w:val="20"/>
+              </w:rPr>
+              <w:t xml:space="preserve">a.</w:t>
+            </w:r>
+            <w:r>
+              <w:rPr>
+                <w:rFonts w:ascii="Avenir Next" w:hAnsi="Avenir Next" w:cs="Avenir Next" w:eastAsia="Avenir Next"/>
+                <w:color w:val="1A1A1A"/>
                 <w:sz w:val="20"/>
                 <w:szCs w:val="20"/>
               </w:rPr>
-              <w:t xml:space="preserve">a.</w:t>
-            </w:r>
-            <w:r>
-              <w:rPr>
-                <w:rFonts w:ascii="Avenir Next" w:hAnsi="Avenir Next" w:cs="Avenir Next" w:eastAsia="Avenir Next"/>
-                <w:color w:val="1A1A1A"/>
-                <w:sz w:val="20"/>
-                <w:szCs w:val="20"/>
-              </w:rPr>
               <w:tab/>
             </w:r>
             <w:r>
               <w:rPr>
                 <w:rFonts w:ascii="Avenir Next" w:hAnsi="Avenir Next" w:cs="Avenir Next" w:eastAsia="Avenir Next"/>
                 <w:color w:val="1A1A1A"/>
-                <w:sz w:val="20"/>
+                <w:sz w:val="22"/>
                 <w:szCs w:val="20"/>
               </w:rPr>
               <w:t xml:space="preserve">Write an equation for the bars </w:t>
@@ -1457,7 +1461,7 @@
                 <w:rFonts w:ascii="Avenir Next" w:hAnsi="Avenir Next" w:cs="Avenir Next" w:eastAsia="Avenir Next"/>
                 <w:i/>
                 <w:color w:val="1A1A1A"/>
-                <w:sz w:val="20"/>
+                <w:sz w:val="22"/>
                 <w:szCs w:val="20"/>
               </w:rPr>
               <w:t xml:space="preserve">y</w:t>
@@ -1466,7 +1470,7 @@
               <w:rPr>
                 <w:rFonts w:ascii="Avenir Next" w:hAnsi="Avenir Next" w:cs="Avenir Next" w:eastAsia="Avenir Next"/>
                 <w:color w:val="1A1A1A"/>
-                <w:sz w:val="20"/>
+                <w:sz w:val="22"/>
                 <w:szCs w:val="20"/>
               </w:rPr>
               <w:t xml:space="preserve"> made in </w:t>
@@ -1476,7 +1480,7 @@
                 <w:rFonts w:ascii="Avenir Next" w:hAnsi="Avenir Next" w:cs="Avenir Next" w:eastAsia="Avenir Next"/>
                 <w:i/>
                 <w:color w:val="1A1A1A"/>
-                <w:sz w:val="20"/>
+                <w:sz w:val="22"/>
                 <w:szCs w:val="20"/>
               </w:rPr>
               <w:t xml:space="preserve">x</w:t>
@@ -1485,7 +1489,7 @@
               <w:rPr>
                 <w:rFonts w:ascii="Avenir Next" w:hAnsi="Avenir Next" w:cs="Avenir Next" w:eastAsia="Avenir Next"/>
                 <w:color w:val="1A1A1A"/>
-                <w:sz w:val="20"/>
+                <w:sz w:val="22"/>
                 <w:szCs w:val="20"/>
               </w:rPr>
               <w:t xml:space="preserve"> hours.</w:t>
@@ -1524,10 +1528,28 @@
                 <w:rFonts w:ascii="Avenir Next" w:hAnsi="Avenir Next" w:cs="Avenir Next" w:eastAsia="Avenir Next"/>
                 <w:b/>
                 <w:color w:val="003A70"/>
+                <w:sz w:val="22"/>
+                <w:szCs w:val="20"/>
+              </w:rPr>
+              <w:t xml:space="preserve">b.</w:t>
+            </w:r>
+            <w:r>
+              <w:rPr>
+                <w:rFonts w:ascii="Avenir Next" w:hAnsi="Avenir Next" w:cs="Avenir Next" w:eastAsia="Avenir Next"/>
+                <w:color w:val="1A1A1A"/>
                 <w:sz w:val="20"/>
                 <w:szCs w:val="20"/>
               </w:rPr>
-              <w:t xml:space="preserve">b.</w:t>
+              <w:tab/>
+            </w:r>
+            <w:r>
+              <w:rPr>
+                <w:rFonts w:ascii="Avenir Next" w:hAnsi="Avenir Next" w:cs="Avenir Next" w:eastAsia="Avenir Next"/>
+                <w:color w:val="1A1A1A"/>
+                <w:sz w:val="22"/>
+                <w:szCs w:val="20"/>
+              </w:rPr>
+              <w:t xml:space="preserve">Find the bars made in 11 hours.</w:t>
             </w:r>
             <w:r>
               <w:rPr>
@@ -1536,7 +1558,7 @@
                 <w:sz w:val="20"/>
                 <w:szCs w:val="20"/>
               </w:rPr>
-              <w:tab/>
+              <w:t xml:space="preserve">  </w:t>
             </w:r>
             <w:r>
               <w:rPr>
@@ -1544,24 +1566,6 @@
                 <w:color w:val="1A1A1A"/>
                 <w:sz w:val="20"/>
                 <w:szCs w:val="20"/>
-              </w:rPr>
-              <w:t xml:space="preserve">Find the bars made in 11 hours.</w:t>
-            </w:r>
-            <w:r>
-              <w:rPr>
-                <w:rFonts w:ascii="Avenir Next" w:hAnsi="Avenir Next" w:cs="Avenir Next" w:eastAsia="Avenir Next"/>
-                <w:color w:val="1A1A1A"/>
-                <w:sz w:val="20"/>
-                <w:szCs w:val="20"/>
-              </w:rPr>
-              <w:t xml:space="preserve">  </w:t>
-            </w:r>
-            <w:r>
-              <w:rPr>
-                <w:rFonts w:ascii="Avenir Next" w:hAnsi="Avenir Next" w:cs="Avenir Next" w:eastAsia="Avenir Next"/>
-                <w:color w:val="1A1A1A"/>
-                <w:sz w:val="20"/>
-                <w:szCs w:val="20"/>
                 <w:u w:val="single"/>
               </w:rPr>
               <w:t xml:space="preserve">                </w:t>
@@ -1570,7 +1574,7 @@
               <w:rPr>
                 <w:rFonts w:ascii="Avenir Next" w:hAnsi="Avenir Next" w:cs="Avenir Next" w:eastAsia="Avenir Next"/>
                 <w:color w:val="1A1A1A"/>
-                <w:sz w:val="20"/>
+                <w:sz w:val="22"/>
                 <w:szCs w:val="20"/>
               </w:rPr>
               <w:t xml:space="preserve"> bars</w:t>
@@ -1590,25 +1594,25 @@
                 <w:rFonts w:ascii="Avenir Next" w:hAnsi="Avenir Next" w:cs="Avenir Next" w:eastAsia="Avenir Next"/>
                 <w:b/>
                 <w:color w:val="003A70"/>
+                <w:sz w:val="22"/>
+                <w:szCs w:val="20"/>
+              </w:rPr>
+              <w:t xml:space="preserve">c.</w:t>
+            </w:r>
+            <w:r>
+              <w:rPr>
+                <w:rFonts w:ascii="Avenir Next" w:hAnsi="Avenir Next" w:cs="Avenir Next" w:eastAsia="Avenir Next"/>
+                <w:color w:val="1A1A1A"/>
                 <w:sz w:val="20"/>
                 <w:szCs w:val="20"/>
               </w:rPr>
-              <w:t xml:space="preserve">c.</w:t>
-            </w:r>
-            <w:r>
-              <w:rPr>
-                <w:rFonts w:ascii="Avenir Next" w:hAnsi="Avenir Next" w:cs="Avenir Next" w:eastAsia="Avenir Next"/>
-                <w:color w:val="1A1A1A"/>
-                <w:sz w:val="20"/>
-                <w:szCs w:val="20"/>
-              </w:rPr>
               <w:tab/>
             </w:r>
             <w:r>
               <w:rPr>
                 <w:rFonts w:ascii="Avenir Next" w:hAnsi="Avenir Next" w:cs="Avenir Next" w:eastAsia="Avenir Next"/>
                 <w:color w:val="1A1A1A"/>
-                <w:sz w:val="20"/>
+                <w:sz w:val="22"/>
                 <w:szCs w:val="20"/>
               </w:rPr>
               <w:t xml:space="preserve">Is an 8-hour day enough for the order? Explain.</w:t>
@@ -1638,12 +1642,12 @@
     </w:tbl>
     <w:p>
       <w:pPr>
-        <w:spacing w:before="0" w:after="0" w:line="20" w:lineRule="exact"/>
+        <w:spacing w:before="0" w:after="0" w:line="50" w:lineRule="exact"/>
       </w:pPr>
     </w:p>
     <w:p>
       <w:pPr>
-        <w:spacing w:before="0" w:after="0" w:line="20" w:lineRule="exact"/>
+        <w:spacing w:before="0" w:after="0" w:line="50" w:lineRule="exact"/>
       </w:pPr>
     </w:p>
     <w:tbl>
@@ -1694,18 +1698,18 @@
                 <w:rFonts w:ascii="Avenir Next" w:hAnsi="Avenir Next" w:cs="Avenir Next" w:eastAsia="Avenir Next"/>
                 <w:b/>
                 <w:color w:val="1A1A1A"/>
+                <w:sz w:val="22"/>
+                <w:szCs w:val="20"/>
+              </w:rPr>
+              <w:t xml:space="preserve">3.</w:t>
+            </w:r>
+            <w:r>
+              <w:rPr>
+                <w:rFonts w:ascii="Avenir Next" w:hAnsi="Avenir Next" w:cs="Avenir Next" w:eastAsia="Avenir Next"/>
+                <w:color w:val="1A1A1A"/>
                 <w:sz w:val="20"/>
                 <w:szCs w:val="20"/>
               </w:rPr>
-              <w:t xml:space="preserve">3.</w:t>
-            </w:r>
-            <w:r>
-              <w:rPr>
-                <w:rFonts w:ascii="Avenir Next" w:hAnsi="Avenir Next" w:cs="Avenir Next" w:eastAsia="Avenir Next"/>
-                <w:color w:val="1A1A1A"/>
-                <w:sz w:val="20"/>
-                <w:szCs w:val="20"/>
-              </w:rPr>
               <w:tab/>
             </w:r>
             <w:r>
@@ -1713,7 +1717,7 @@
                 <w:rFonts w:ascii="Avenir Next" w:hAnsi="Avenir Next" w:cs="Avenir Next" w:eastAsia="Avenir Next"/>
                 <w:b/>
                 <w:color w:val="1A1A1A"/>
-                <w:sz w:val="20"/>
+                <w:sz w:val="22"/>
                 <w:szCs w:val="20"/>
               </w:rPr>
               <w:t xml:space="preserve">Muffin Trays.  </w:t>
@@ -1722,7 +1726,7 @@
               <w:rPr>
                 <w:rFonts w:ascii="Avenir Next" w:hAnsi="Avenir Next" w:cs="Avenir Next" w:eastAsia="Avenir Next"/>
                 <w:color w:val="1A1A1A"/>
-                <w:sz w:val="20"/>
+                <w:sz w:val="22"/>
                 <w:szCs w:val="20"/>
               </w:rPr>
               <w:t xml:space="preserve">A bakery bakes 12 muffins on every tray. Write an equation for the muffins </w:t>
@@ -1732,7 +1736,7 @@
                 <w:rFonts w:ascii="Avenir Next" w:hAnsi="Avenir Next" w:cs="Avenir Next" w:eastAsia="Avenir Next"/>
                 <w:i/>
                 <w:color w:val="1A1A1A"/>
-                <w:sz w:val="20"/>
+                <w:sz w:val="22"/>
                 <w:szCs w:val="20"/>
               </w:rPr>
               <w:t xml:space="preserve">m</w:t>
@@ -1741,7 +1745,7 @@
               <w:rPr>
                 <w:rFonts w:ascii="Avenir Next" w:hAnsi="Avenir Next" w:cs="Avenir Next" w:eastAsia="Avenir Next"/>
                 <w:color w:val="1A1A1A"/>
-                <w:sz w:val="20"/>
+                <w:sz w:val="22"/>
                 <w:szCs w:val="20"/>
               </w:rPr>
               <w:t xml:space="preserve"> on </w:t>
@@ -1751,7 +1755,7 @@
                 <w:rFonts w:ascii="Avenir Next" w:hAnsi="Avenir Next" w:cs="Avenir Next" w:eastAsia="Avenir Next"/>
                 <w:i/>
                 <w:color w:val="1A1A1A"/>
-                <w:sz w:val="20"/>
+                <w:sz w:val="22"/>
                 <w:szCs w:val="20"/>
               </w:rPr>
               <w:t xml:space="preserve">t</w:t>
@@ -1760,7 +1764,7 @@
               <w:rPr>
                 <w:rFonts w:ascii="Avenir Next" w:hAnsi="Avenir Next" w:cs="Avenir Next" w:eastAsia="Avenir Next"/>
                 <w:color w:val="1A1A1A"/>
-                <w:sz w:val="20"/>
+                <w:sz w:val="22"/>
                 <w:szCs w:val="20"/>
               </w:rPr>
               <w:t xml:space="preserve"> trays. Find the muffins on 14 trays.</w:t>
@@ -1777,7 +1781,7 @@
                 <w:rFonts w:ascii="Avenir Next" w:hAnsi="Avenir Next" w:cs="Avenir Next" w:eastAsia="Avenir Next"/>
                 <w:b/>
                 <w:color w:val="003A70"/>
-                <w:sz w:val="17"/>
+                <w:sz w:val="22"/>
                 <w:szCs w:val="17"/>
               </w:rPr>
               <w:t xml:space="preserve">Hint  </w:t>
@@ -1787,7 +1791,7 @@
                 <w:rFonts w:ascii="Avenir Next" w:hAnsi="Avenir Next" w:cs="Avenir Next" w:eastAsia="Avenir Next"/>
                 <w:i/>
                 <w:color w:val="5A5F66"/>
-                <w:sz w:val="17"/>
+                <w:sz w:val="22"/>
                 <w:szCs w:val="17"/>
               </w:rPr>
               <w:t xml:space="preserve">Write the rule, then put in the number of trays.</w:t>
@@ -1795,7 +1799,7 @@
           </w:p>
           <w:p>
             <w:pPr>
-              <w:spacing w:before="0" w:after="0" w:line="60" w:lineRule="auto"/>
+              <w:spacing w:before="0" w:after="0" w:line="50" w:lineRule="exact"/>
             </w:pPr>
           </w:p>
           <w:tbl>
@@ -1864,25 +1868,25 @@
                 <w:rFonts w:ascii="Avenir Next" w:hAnsi="Avenir Next" w:cs="Avenir Next" w:eastAsia="Avenir Next"/>
                 <w:b/>
                 <w:color w:val="1A1A1A"/>
+                <w:sz w:val="22"/>
+                <w:szCs w:val="18"/>
+              </w:rPr>
+              <w:t xml:space="preserve">Answer</w:t>
+            </w:r>
+            <w:r>
+              <w:rPr>
+                <w:rFonts w:ascii="Avenir Next" w:hAnsi="Avenir Next" w:cs="Avenir Next" w:eastAsia="Avenir Next"/>
+                <w:color w:val="1A1A1A"/>
                 <w:sz w:val="18"/>
                 <w:szCs w:val="18"/>
               </w:rPr>
-              <w:t xml:space="preserve">Answer</w:t>
-            </w:r>
-            <w:r>
-              <w:rPr>
-                <w:rFonts w:ascii="Avenir Next" w:hAnsi="Avenir Next" w:cs="Avenir Next" w:eastAsia="Avenir Next"/>
-                <w:color w:val="1A1A1A"/>
-                <w:sz w:val="18"/>
-                <w:szCs w:val="18"/>
-              </w:rPr>
               <w:tab/>
             </w:r>
             <w:r>
               <w:rPr>
                 <w:rFonts w:ascii="Avenir Next" w:hAnsi="Avenir Next" w:cs="Avenir Next" w:eastAsia="Avenir Next"/>
                 <w:color w:val="1A1A1A"/>
-                <w:sz w:val="18"/>
+                <w:sz w:val="22"/>
                 <w:szCs w:val="18"/>
               </w:rPr>
               <w:t xml:space="preserve">  muffins</w:t>
@@ -1908,18 +1912,18 @@
                 <w:rFonts w:ascii="Avenir Next" w:hAnsi="Avenir Next" w:cs="Avenir Next" w:eastAsia="Avenir Next"/>
                 <w:b/>
                 <w:color w:val="1A1A1A"/>
+                <w:sz w:val="22"/>
+                <w:szCs w:val="20"/>
+              </w:rPr>
+              <w:t xml:space="preserve">4.</w:t>
+            </w:r>
+            <w:r>
+              <w:rPr>
+                <w:rFonts w:ascii="Avenir Next" w:hAnsi="Avenir Next" w:cs="Avenir Next" w:eastAsia="Avenir Next"/>
+                <w:color w:val="1A1A1A"/>
                 <w:sz w:val="20"/>
                 <w:szCs w:val="20"/>
               </w:rPr>
-              <w:t xml:space="preserve">4.</w:t>
-            </w:r>
-            <w:r>
-              <w:rPr>
-                <w:rFonts w:ascii="Avenir Next" w:hAnsi="Avenir Next" w:cs="Avenir Next" w:eastAsia="Avenir Next"/>
-                <w:color w:val="1A1A1A"/>
-                <w:sz w:val="20"/>
-                <w:szCs w:val="20"/>
-              </w:rPr>
               <w:tab/>
             </w:r>
             <w:r>
@@ -1927,7 +1931,7 @@
                 <w:rFonts w:ascii="Avenir Next" w:hAnsi="Avenir Next" w:cs="Avenir Next" w:eastAsia="Avenir Next"/>
                 <w:b/>
                 <w:color w:val="1A1A1A"/>
-                <w:sz w:val="20"/>
+                <w:sz w:val="22"/>
                 <w:szCs w:val="20"/>
               </w:rPr>
               <w:t xml:space="preserve">Steady Rower.  </w:t>
@@ -1936,7 +1940,7 @@
               <w:rPr>
                 <w:rFonts w:ascii="Avenir Next" w:hAnsi="Avenir Next" w:cs="Avenir Next" w:eastAsia="Avenir Next"/>
                 <w:color w:val="1A1A1A"/>
-                <w:sz w:val="20"/>
+                <w:sz w:val="22"/>
                 <w:szCs w:val="20"/>
               </w:rPr>
               <w:t xml:space="preserve">Keisha rows 40 meters every minute. Write an equation for the meters </w:t>
@@ -1946,7 +1950,7 @@
                 <w:rFonts w:ascii="Avenir Next" w:hAnsi="Avenir Next" w:cs="Avenir Next" w:eastAsia="Avenir Next"/>
                 <w:i/>
                 <w:color w:val="1A1A1A"/>
-                <w:sz w:val="20"/>
+                <w:sz w:val="22"/>
                 <w:szCs w:val="20"/>
               </w:rPr>
               <w:t xml:space="preserve">d</w:t>
@@ -1955,7 +1959,7 @@
               <w:rPr>
                 <w:rFonts w:ascii="Avenir Next" w:hAnsi="Avenir Next" w:cs="Avenir Next" w:eastAsia="Avenir Next"/>
                 <w:color w:val="1A1A1A"/>
-                <w:sz w:val="20"/>
+                <w:sz w:val="22"/>
                 <w:szCs w:val="20"/>
               </w:rPr>
               <w:t xml:space="preserve"> in </w:t>
@@ -1965,7 +1969,7 @@
                 <w:rFonts w:ascii="Avenir Next" w:hAnsi="Avenir Next" w:cs="Avenir Next" w:eastAsia="Avenir Next"/>
                 <w:i/>
                 <w:color w:val="1A1A1A"/>
-                <w:sz w:val="20"/>
+                <w:sz w:val="22"/>
                 <w:szCs w:val="20"/>
               </w:rPr>
               <w:t xml:space="preserve">n</w:t>
@@ -1974,7 +1978,7 @@
               <w:rPr>
                 <w:rFonts w:ascii="Avenir Next" w:hAnsi="Avenir Next" w:cs="Avenir Next" w:eastAsia="Avenir Next"/>
                 <w:color w:val="1A1A1A"/>
-                <w:sz w:val="20"/>
+                <w:sz w:val="22"/>
                 <w:szCs w:val="20"/>
               </w:rPr>
               <w:t xml:space="preserve"> minutes. Find the meters in 12 minutes.</w:t>
@@ -1991,7 +1995,7 @@
                 <w:rFonts w:ascii="Avenir Next" w:hAnsi="Avenir Next" w:cs="Avenir Next" w:eastAsia="Avenir Next"/>
                 <w:b/>
                 <w:color w:val="003A70"/>
-                <w:sz w:val="17"/>
+                <w:sz w:val="22"/>
                 <w:szCs w:val="17"/>
               </w:rPr>
               <w:t xml:space="preserve">Hint  </w:t>
@@ -2001,7 +2005,7 @@
                 <w:rFonts w:ascii="Avenir Next" w:hAnsi="Avenir Next" w:cs="Avenir Next" w:eastAsia="Avenir Next"/>
                 <w:i/>
                 <w:color w:val="5A5F66"/>
-                <w:sz w:val="17"/>
+                <w:sz w:val="22"/>
                 <w:szCs w:val="17"/>
               </w:rPr>
               <w:t xml:space="preserve">Replace the letter for minutes with the number.</w:t>
@@ -2009,7 +2013,7 @@
           </w:p>
           <w:p>
             <w:pPr>
-              <w:spacing w:before="0" w:after="0" w:line="60" w:lineRule="auto"/>
+              <w:spacing w:before="0" w:after="0" w:line="50" w:lineRule="exact"/>
             </w:pPr>
           </w:p>
           <w:tbl>
@@ -2078,25 +2082,25 @@
                 <w:rFonts w:ascii="Avenir Next" w:hAnsi="Avenir Next" w:cs="Avenir Next" w:eastAsia="Avenir Next"/>
                 <w:b/>
                 <w:color w:val="1A1A1A"/>
+                <w:sz w:val="22"/>
+                <w:szCs w:val="18"/>
+              </w:rPr>
+              <w:t xml:space="preserve">Answer</w:t>
+            </w:r>
+            <w:r>
+              <w:rPr>
+                <w:rFonts w:ascii="Avenir Next" w:hAnsi="Avenir Next" w:cs="Avenir Next" w:eastAsia="Avenir Next"/>
+                <w:color w:val="1A1A1A"/>
                 <w:sz w:val="18"/>
                 <w:szCs w:val="18"/>
               </w:rPr>
-              <w:t xml:space="preserve">Answer</w:t>
-            </w:r>
-            <w:r>
-              <w:rPr>
-                <w:rFonts w:ascii="Avenir Next" w:hAnsi="Avenir Next" w:cs="Avenir Next" w:eastAsia="Avenir Next"/>
-                <w:color w:val="1A1A1A"/>
-                <w:sz w:val="18"/>
-                <w:szCs w:val="18"/>
-              </w:rPr>
               <w:tab/>
             </w:r>
             <w:r>
               <w:rPr>
                 <w:rFonts w:ascii="Avenir Next" w:hAnsi="Avenir Next" w:cs="Avenir Next" w:eastAsia="Avenir Next"/>
                 <w:color w:val="1A1A1A"/>
-                <w:sz w:val="18"/>
+                <w:sz w:val="22"/>
                 <w:szCs w:val="18"/>
               </w:rPr>
               <w:t xml:space="preserve">  meters</w:t>
@@ -2107,12 +2111,12 @@
     </w:tbl>
     <w:p>
       <w:pPr>
-        <w:spacing w:before="0" w:after="0" w:line="20" w:lineRule="exact"/>
+        <w:spacing w:before="0" w:after="0" w:line="50" w:lineRule="exact"/>
       </w:pPr>
     </w:p>
     <w:p>
       <w:pPr>
-        <w:spacing w:before="0" w:after="0" w:line="20" w:lineRule="exact"/>
+        <w:spacing w:before="0" w:after="0" w:line="50" w:lineRule="exact"/>
       </w:pPr>
     </w:p>
     <w:tbl>
@@ -2162,18 +2166,18 @@
                 <w:rFonts w:ascii="Avenir Next" w:hAnsi="Avenir Next" w:cs="Avenir Next" w:eastAsia="Avenir Next"/>
                 <w:b/>
                 <w:color w:val="1A1A1A"/>
+                <w:sz w:val="22"/>
+                <w:szCs w:val="20"/>
+              </w:rPr>
+              <w:t xml:space="preserve">5.</w:t>
+            </w:r>
+            <w:r>
+              <w:rPr>
+                <w:rFonts w:ascii="Avenir Next" w:hAnsi="Avenir Next" w:cs="Avenir Next" w:eastAsia="Avenir Next"/>
+                <w:color w:val="1A1A1A"/>
                 <w:sz w:val="20"/>
                 <w:szCs w:val="20"/>
               </w:rPr>
-              <w:t xml:space="preserve">5.</w:t>
-            </w:r>
-            <w:r>
-              <w:rPr>
-                <w:rFonts w:ascii="Avenir Next" w:hAnsi="Avenir Next" w:cs="Avenir Next" w:eastAsia="Avenir Next"/>
-                <w:color w:val="1A1A1A"/>
-                <w:sz w:val="20"/>
-                <w:szCs w:val="20"/>
-              </w:rPr>
               <w:tab/>
             </w:r>
             <w:r>
@@ -2181,7 +2185,7 @@
                 <w:rFonts w:ascii="Avenir Next" w:hAnsi="Avenir Next" w:cs="Avenir Next" w:eastAsia="Avenir Next"/>
                 <w:b/>
                 <w:color w:val="1A1A1A"/>
-                <w:sz w:val="20"/>
+                <w:sz w:val="22"/>
                 <w:szCs w:val="20"/>
               </w:rPr>
               <w:t xml:space="preserve">Packing Crew.  </w:t>
@@ -2190,7 +2194,7 @@
               <w:rPr>
                 <w:rFonts w:ascii="Avenir Next" w:hAnsi="Avenir Next" w:cs="Avenir Next" w:eastAsia="Avenir Next"/>
                 <w:color w:val="1A1A1A"/>
-                <w:sz w:val="20"/>
+                <w:sz w:val="22"/>
                 <w:szCs w:val="20"/>
               </w:rPr>
               <w:t xml:space="preserve">A crew packs 9 boxes every minute. After 30 minutes, the crew says it packed 290 boxes. Does that claim fit the rate?</w:t>
@@ -2207,7 +2211,7 @@
                 <w:rFonts w:ascii="Avenir Next" w:hAnsi="Avenir Next" w:cs="Avenir Next" w:eastAsia="Avenir Next"/>
                 <w:b/>
                 <w:color w:val="003A70"/>
-                <w:sz w:val="17"/>
+                <w:sz w:val="22"/>
                 <w:szCs w:val="17"/>
               </w:rPr>
               <w:t xml:space="preserve">Hint  </w:t>
@@ -2217,7 +2221,7 @@
                 <w:rFonts w:ascii="Avenir Next" w:hAnsi="Avenir Next" w:cs="Avenir Next" w:eastAsia="Avenir Next"/>
                 <w:i/>
                 <w:color w:val="5A5F66"/>
-                <w:sz w:val="17"/>
+                <w:sz w:val="22"/>
                 <w:szCs w:val="17"/>
               </w:rPr>
               <w:t xml:space="preserve">Substitute the time, then compare with the claim.</w:t>
@@ -2225,7 +2229,7 @@
           </w:p>
           <w:p>
             <w:pPr>
-              <w:spacing w:before="0" w:after="0" w:line="60" w:lineRule="auto"/>
+              <w:spacing w:before="0" w:after="0" w:line="50" w:lineRule="exact"/>
             </w:pPr>
           </w:p>
           <w:tbl>
@@ -2294,7 +2298,7 @@
                 <w:rFonts w:ascii="Avenir Next" w:hAnsi="Avenir Next" w:cs="Avenir Next" w:eastAsia="Avenir Next"/>
                 <w:b/>
                 <w:color w:val="1A1A1A"/>
-                <w:sz w:val="18"/>
+                <w:sz w:val="22"/>
                 <w:szCs w:val="18"/>
               </w:rPr>
               <w:t xml:space="preserve">Fits?</w:t>
@@ -2314,12 +2318,12 @@
     </w:tbl>
     <w:p>
       <w:pPr>
-        <w:spacing w:before="0" w:after="0" w:line="20" w:lineRule="exact"/>
+        <w:spacing w:before="0" w:after="0" w:line="50" w:lineRule="exact"/>
       </w:pPr>
     </w:p>
     <w:p>
       <w:pPr>
-        <w:spacing w:before="0" w:after="0" w:line="20" w:lineRule="exact"/>
+        <w:spacing w:before="0" w:after="0" w:line="50" w:lineRule="exact"/>
       </w:pPr>
     </w:p>
     <w:tbl>
@@ -2369,18 +2373,18 @@
                 <w:rFonts w:ascii="Avenir Next" w:hAnsi="Avenir Next" w:cs="Avenir Next" w:eastAsia="Avenir Next"/>
                 <w:b/>
                 <w:color w:val="1A1A1A"/>
+                <w:sz w:val="22"/>
+                <w:szCs w:val="20"/>
+              </w:rPr>
+              <w:t xml:space="preserve">6.</w:t>
+            </w:r>
+            <w:r>
+              <w:rPr>
+                <w:rFonts w:ascii="Avenir Next" w:hAnsi="Avenir Next" w:cs="Avenir Next" w:eastAsia="Avenir Next"/>
+                <w:color w:val="1A1A1A"/>
                 <w:sz w:val="20"/>
                 <w:szCs w:val="20"/>
               </w:rPr>
-              <w:t xml:space="preserve">6.</w:t>
-            </w:r>
-            <w:r>
-              <w:rPr>
-                <w:rFonts w:ascii="Avenir Next" w:hAnsi="Avenir Next" w:cs="Avenir Next" w:eastAsia="Avenir Next"/>
-                <w:color w:val="1A1A1A"/>
-                <w:sz w:val="20"/>
-                <w:szCs w:val="20"/>
-              </w:rPr>
               <w:tab/>
             </w:r>
             <w:r>
@@ -2388,7 +2392,7 @@
                 <w:rFonts w:ascii="Avenir Next" w:hAnsi="Avenir Next" w:cs="Avenir Next" w:eastAsia="Avenir Next"/>
                 <w:b/>
                 <w:color w:val="1A1A1A"/>
-                <w:sz w:val="20"/>
+                <w:sz w:val="22"/>
                 <w:szCs w:val="20"/>
               </w:rPr>
               <w:t xml:space="preserve">Bike Shop.  </w:t>
@@ -2397,7 +2401,7 @@
               <w:rPr>
                 <w:rFonts w:ascii="Avenir Next" w:hAnsi="Avenir Next" w:cs="Avenir Next" w:eastAsia="Avenir Next"/>
                 <w:color w:val="1A1A1A"/>
-                <w:sz w:val="20"/>
+                <w:sz w:val="22"/>
                 <w:szCs w:val="20"/>
               </w:rPr>
               <w:t xml:space="preserve">A shop builds 1.5 bikes each hour. Write an equation for the bikes </w:t>
@@ -2407,7 +2411,7 @@
                 <w:rFonts w:ascii="Avenir Next" w:hAnsi="Avenir Next" w:cs="Avenir Next" w:eastAsia="Avenir Next"/>
                 <w:i/>
                 <w:color w:val="1A1A1A"/>
-                <w:sz w:val="20"/>
+                <w:sz w:val="22"/>
                 <w:szCs w:val="20"/>
               </w:rPr>
               <w:t xml:space="preserve">b</w:t>
@@ -2416,7 +2420,7 @@
               <w:rPr>
                 <w:rFonts w:ascii="Avenir Next" w:hAnsi="Avenir Next" w:cs="Avenir Next" w:eastAsia="Avenir Next"/>
                 <w:color w:val="1A1A1A"/>
-                <w:sz w:val="20"/>
+                <w:sz w:val="22"/>
                 <w:szCs w:val="20"/>
               </w:rPr>
               <w:t xml:space="preserve"> in </w:t>
@@ -2426,7 +2430,7 @@
                 <w:rFonts w:ascii="Avenir Next" w:hAnsi="Avenir Next" w:cs="Avenir Next" w:eastAsia="Avenir Next"/>
                 <w:i/>
                 <w:color w:val="1A1A1A"/>
-                <w:sz w:val="20"/>
+                <w:sz w:val="22"/>
                 <w:szCs w:val="20"/>
               </w:rPr>
               <w:t xml:space="preserve">h</w:t>
@@ -2435,7 +2439,7 @@
               <w:rPr>
                 <w:rFonts w:ascii="Avenir Next" w:hAnsi="Avenir Next" w:cs="Avenir Next" w:eastAsia="Avenir Next"/>
                 <w:color w:val="1A1A1A"/>
-                <w:sz w:val="20"/>
+                <w:sz w:val="22"/>
                 <w:szCs w:val="20"/>
               </w:rPr>
               <w:t xml:space="preserve"> hours. Find the bikes built in 16 hours.</w:t>
@@ -2452,7 +2456,7 @@
                 <w:rFonts w:ascii="Avenir Next" w:hAnsi="Avenir Next" w:cs="Avenir Next" w:eastAsia="Avenir Next"/>
                 <w:b/>
                 <w:color w:val="003A70"/>
-                <w:sz w:val="17"/>
+                <w:sz w:val="22"/>
                 <w:szCs w:val="17"/>
               </w:rPr>
               <w:t xml:space="preserve">Hint  </w:t>
@@ -2462,7 +2466,7 @@
                 <w:rFonts w:ascii="Avenir Next" w:hAnsi="Avenir Next" w:cs="Avenir Next" w:eastAsia="Avenir Next"/>
                 <w:i/>
                 <w:color w:val="5A5F66"/>
-                <w:sz w:val="17"/>
+                <w:sz w:val="22"/>
                 <w:szCs w:val="17"/>
               </w:rPr>
               <w:t xml:space="preserve">Multiply the decimal rate by the hours.</w:t>
@@ -2470,7 +2474,7 @@
           </w:p>
           <w:p>
             <w:pPr>
-              <w:spacing w:before="0" w:after="0" w:line="60" w:lineRule="auto"/>
+              <w:spacing w:before="0" w:after="0" w:line="50" w:lineRule="exact"/>
             </w:pPr>
           </w:p>
           <w:tbl>
@@ -2539,25 +2543,25 @@
                 <w:rFonts w:ascii="Avenir Next" w:hAnsi="Avenir Next" w:cs="Avenir Next" w:eastAsia="Avenir Next"/>
                 <w:b/>
                 <w:color w:val="1A1A1A"/>
+                <w:sz w:val="22"/>
+                <w:szCs w:val="18"/>
+              </w:rPr>
+              <w:t xml:space="preserve">Answer</w:t>
+            </w:r>
+            <w:r>
+              <w:rPr>
+                <w:rFonts w:ascii="Avenir Next" w:hAnsi="Avenir Next" w:cs="Avenir Next" w:eastAsia="Avenir Next"/>
+                <w:color w:val="1A1A1A"/>
                 <w:sz w:val="18"/>
                 <w:szCs w:val="18"/>
               </w:rPr>
-              <w:t xml:space="preserve">Answer</w:t>
-            </w:r>
-            <w:r>
-              <w:rPr>
-                <w:rFonts w:ascii="Avenir Next" w:hAnsi="Avenir Next" w:cs="Avenir Next" w:eastAsia="Avenir Next"/>
-                <w:color w:val="1A1A1A"/>
-                <w:sz w:val="18"/>
-                <w:szCs w:val="18"/>
-              </w:rPr>
               <w:tab/>
             </w:r>
             <w:r>
               <w:rPr>
                 <w:rFonts w:ascii="Avenir Next" w:hAnsi="Avenir Next" w:cs="Avenir Next" w:eastAsia="Avenir Next"/>
                 <w:color w:val="1A1A1A"/>
-                <w:sz w:val="18"/>
+                <w:sz w:val="22"/>
                 <w:szCs w:val="18"/>
               </w:rPr>
               <w:t xml:space="preserve">  bikes</w:t>
@@ -2568,12 +2572,12 @@
     </w:tbl>
     <w:p>
       <w:pPr>
-        <w:spacing w:before="0" w:after="0" w:line="20" w:lineRule="exact"/>
+        <w:spacing w:before="0" w:after="0" w:line="50" w:lineRule="exact"/>
       </w:pPr>
     </w:p>
     <w:p>
       <w:pPr>
-        <w:spacing w:before="0" w:after="0" w:line="20" w:lineRule="exact"/>
+        <w:spacing w:before="0" w:after="0" w:line="50" w:lineRule="exact"/>
       </w:pPr>
     </w:p>
     <w:tbl>
@@ -2623,18 +2627,18 @@
                 <w:rFonts w:ascii="Avenir Next" w:hAnsi="Avenir Next" w:cs="Avenir Next" w:eastAsia="Avenir Next"/>
                 <w:b/>
                 <w:color w:val="1A1A1A"/>
+                <w:sz w:val="22"/>
+                <w:szCs w:val="20"/>
+              </w:rPr>
+              <w:t xml:space="preserve">7.</w:t>
+            </w:r>
+            <w:r>
+              <w:rPr>
+                <w:rFonts w:ascii="Avenir Next" w:hAnsi="Avenir Next" w:cs="Avenir Next" w:eastAsia="Avenir Next"/>
+                <w:color w:val="1A1A1A"/>
                 <w:sz w:val="20"/>
                 <w:szCs w:val="20"/>
               </w:rPr>
-              <w:t xml:space="preserve">7.</w:t>
-            </w:r>
-            <w:r>
-              <w:rPr>
-                <w:rFonts w:ascii="Avenir Next" w:hAnsi="Avenir Next" w:cs="Avenir Next" w:eastAsia="Avenir Next"/>
-                <w:color w:val="1A1A1A"/>
-                <w:sz w:val="20"/>
-                <w:szCs w:val="20"/>
-              </w:rPr>
               <w:tab/>
             </w:r>
             <w:r>
@@ -2642,7 +2646,7 @@
                 <w:rFonts w:ascii="Avenir Next" w:hAnsi="Avenir Next" w:cs="Avenir Next" w:eastAsia="Avenir Next"/>
                 <w:b/>
                 <w:color w:val="1A1A1A"/>
-                <w:sz w:val="20"/>
+                <w:sz w:val="22"/>
                 <w:szCs w:val="20"/>
               </w:rPr>
               <w:t xml:space="preserve">With a Fee.  </w:t>
@@ -2651,7 +2655,7 @@
               <w:rPr>
                 <w:rFonts w:ascii="Avenir Next" w:hAnsi="Avenir Next" w:cs="Avenir Next" w:eastAsia="Avenir Next"/>
                 <w:color w:val="1A1A1A"/>
-                <w:sz w:val="20"/>
+                <w:sz w:val="22"/>
                 <w:szCs w:val="20"/>
               </w:rPr>
               <w:t xml:space="preserve">A rental costs </w:t>
@@ -2661,7 +2665,7 @@
                 <w:rFonts w:ascii="Avenir Next" w:hAnsi="Avenir Next" w:cs="Avenir Next" w:eastAsia="Avenir Next"/>
                 <w:i/>
                 <w:color w:val="1A1A1A"/>
-                <w:sz w:val="20"/>
+                <w:sz w:val="22"/>
                 <w:szCs w:val="20"/>
               </w:rPr>
               <w:t xml:space="preserve">c</w:t>
@@ -2670,7 +2674,7 @@
               <w:rPr>
                 <w:rFonts w:ascii="Avenir Next" w:hAnsi="Avenir Next" w:cs="Avenir Next" w:eastAsia="Avenir Next"/>
                 <w:color w:val="1A1A1A"/>
-                <w:sz w:val="20"/>
+                <w:sz w:val="22"/>
                 <w:szCs w:val="20"/>
               </w:rPr>
               <w:t xml:space="preserve"> = 12</w:t>
@@ -2680,7 +2684,7 @@
                 <w:rFonts w:ascii="Avenir Next" w:hAnsi="Avenir Next" w:cs="Avenir Next" w:eastAsia="Avenir Next"/>
                 <w:i/>
                 <w:color w:val="1A1A1A"/>
-                <w:sz w:val="20"/>
+                <w:sz w:val="22"/>
                 <w:szCs w:val="20"/>
               </w:rPr>
               <w:t xml:space="preserve">h</w:t>
@@ -2689,7 +2693,7 @@
               <w:rPr>
                 <w:rFonts w:ascii="Avenir Next" w:hAnsi="Avenir Next" w:cs="Avenir Next" w:eastAsia="Avenir Next"/>
                 <w:color w:val="1A1A1A"/>
-                <w:sz w:val="20"/>
+                <w:sz w:val="22"/>
                 <w:szCs w:val="20"/>
               </w:rPr>
               <w:t xml:space="preserve"> + 30 dollars for </w:t>
@@ -2699,7 +2703,7 @@
                 <w:rFonts w:ascii="Avenir Next" w:hAnsi="Avenir Next" w:cs="Avenir Next" w:eastAsia="Avenir Next"/>
                 <w:i/>
                 <w:color w:val="1A1A1A"/>
-                <w:sz w:val="20"/>
+                <w:sz w:val="22"/>
                 <w:szCs w:val="20"/>
               </w:rPr>
               <w:t xml:space="preserve">h</w:t>
@@ -2708,7 +2712,7 @@
               <w:rPr>
                 <w:rFonts w:ascii="Avenir Next" w:hAnsi="Avenir Next" w:cs="Avenir Next" w:eastAsia="Avenir Next"/>
                 <w:color w:val="1A1A1A"/>
-                <w:sz w:val="20"/>
+                <w:sz w:val="22"/>
                 <w:szCs w:val="20"/>
               </w:rPr>
               <w:t xml:space="preserve"> hours. Find the cost for 5 hours.</w:t>
@@ -2725,7 +2729,7 @@
                 <w:rFonts w:ascii="Avenir Next" w:hAnsi="Avenir Next" w:cs="Avenir Next" w:eastAsia="Avenir Next"/>
                 <w:b/>
                 <w:color w:val="003A70"/>
-                <w:sz w:val="17"/>
+                <w:sz w:val="22"/>
                 <w:szCs w:val="17"/>
               </w:rPr>
               <w:t xml:space="preserve">Hint  </w:t>
@@ -2735,7 +2739,7 @@
                 <w:rFonts w:ascii="Avenir Next" w:hAnsi="Avenir Next" w:cs="Avenir Next" w:eastAsia="Avenir Next"/>
                 <w:i/>
                 <w:color w:val="5A5F66"/>
-                <w:sz w:val="17"/>
+                <w:sz w:val="22"/>
                 <w:szCs w:val="17"/>
               </w:rPr>
               <w:t xml:space="preserve">Multiply first, then add the fee.</w:t>
@@ -2743,7 +2747,7 @@
           </w:p>
           <w:p>
             <w:pPr>
-              <w:spacing w:before="0" w:after="0" w:line="60" w:lineRule="auto"/>
+              <w:spacing w:before="0" w:after="0" w:line="50" w:lineRule="exact"/>
             </w:pPr>
           </w:p>
           <w:tbl>
@@ -2812,25 +2816,25 @@
                 <w:rFonts w:ascii="Avenir Next" w:hAnsi="Avenir Next" w:cs="Avenir Next" w:eastAsia="Avenir Next"/>
                 <w:b/>
                 <w:color w:val="1A1A1A"/>
+                <w:sz w:val="22"/>
+                <w:szCs w:val="18"/>
+              </w:rPr>
+              <w:t xml:space="preserve">Answer</w:t>
+            </w:r>
+            <w:r>
+              <w:rPr>
+                <w:rFonts w:ascii="Avenir Next" w:hAnsi="Avenir Next" w:cs="Avenir Next" w:eastAsia="Avenir Next"/>
+                <w:color w:val="1A1A1A"/>
                 <w:sz w:val="18"/>
                 <w:szCs w:val="18"/>
               </w:rPr>
-              <w:t xml:space="preserve">Answer</w:t>
-            </w:r>
-            <w:r>
-              <w:rPr>
-                <w:rFonts w:ascii="Avenir Next" w:hAnsi="Avenir Next" w:cs="Avenir Next" w:eastAsia="Avenir Next"/>
-                <w:color w:val="1A1A1A"/>
-                <w:sz w:val="18"/>
-                <w:szCs w:val="18"/>
-              </w:rPr>
               <w:tab/>
             </w:r>
             <w:r>
               <w:rPr>
                 <w:rFonts w:ascii="Avenir Next" w:hAnsi="Avenir Next" w:cs="Avenir Next" w:eastAsia="Avenir Next"/>
                 <w:color w:val="1A1A1A"/>
-                <w:sz w:val="18"/>
+                <w:sz w:val="22"/>
                 <w:szCs w:val="18"/>
               </w:rPr>
               <w:t xml:space="preserve">  dollars</w:t>
@@ -2841,12 +2845,12 @@
     </w:tbl>
     <w:p>
       <w:pPr>
-        <w:spacing w:before="0" w:after="0" w:line="20" w:lineRule="exact"/>
+        <w:spacing w:before="0" w:after="0" w:line="50" w:lineRule="exact"/>
       </w:pPr>
     </w:p>
     <w:p>
       <w:pPr>
-        <w:spacing w:before="0" w:after="0" w:line="20" w:lineRule="exact"/>
+        <w:spacing w:before="0" w:after="0" w:line="50" w:lineRule="exact"/>
       </w:pPr>
     </w:p>
     <w:tbl>
@@ -2896,18 +2900,18 @@
                 <w:rFonts w:ascii="Avenir Next" w:hAnsi="Avenir Next" w:cs="Avenir Next" w:eastAsia="Avenir Next"/>
                 <w:b/>
                 <w:color w:val="1A1A1A"/>
+                <w:sz w:val="22"/>
+                <w:szCs w:val="20"/>
+              </w:rPr>
+              <w:t xml:space="preserve">8.</w:t>
+            </w:r>
+            <w:r>
+              <w:rPr>
+                <w:rFonts w:ascii="Avenir Next" w:hAnsi="Avenir Next" w:cs="Avenir Next" w:eastAsia="Avenir Next"/>
+                <w:color w:val="1A1A1A"/>
                 <w:sz w:val="20"/>
                 <w:szCs w:val="20"/>
               </w:rPr>
-              <w:t xml:space="preserve">8.</w:t>
-            </w:r>
-            <w:r>
-              <w:rPr>
-                <w:rFonts w:ascii="Avenir Next" w:hAnsi="Avenir Next" w:cs="Avenir Next" w:eastAsia="Avenir Next"/>
-                <w:color w:val="1A1A1A"/>
-                <w:sz w:val="20"/>
-                <w:szCs w:val="20"/>
-              </w:rPr>
               <w:tab/>
             </w:r>
             <w:r>
@@ -2915,7 +2919,7 @@
                 <w:rFonts w:ascii="Avenir Next" w:hAnsi="Avenir Next" w:cs="Avenir Next" w:eastAsia="Avenir Next"/>
                 <w:b/>
                 <w:color w:val="1A1A1A"/>
-                <w:sz w:val="20"/>
+                <w:sz w:val="22"/>
                 <w:szCs w:val="20"/>
               </w:rPr>
               <w:t xml:space="preserve">Print Shop.  </w:t>
@@ -2924,7 +2928,7 @@
               <w:rPr>
                 <w:rFonts w:ascii="Avenir Next" w:hAnsi="Avenir Next" w:cs="Avenir Next" w:eastAsia="Avenir Next"/>
                 <w:color w:val="1A1A1A"/>
-                <w:sz w:val="20"/>
+                <w:sz w:val="22"/>
                 <w:szCs w:val="20"/>
               </w:rPr>
               <w:t xml:space="preserve">A shop charges </w:t>
@@ -2934,7 +2938,7 @@
                 <w:rFonts w:ascii="Avenir Next" w:hAnsi="Avenir Next" w:cs="Avenir Next" w:eastAsia="Avenir Next"/>
                 <w:i/>
                 <w:color w:val="1A1A1A"/>
-                <w:sz w:val="20"/>
+                <w:sz w:val="22"/>
                 <w:szCs w:val="20"/>
               </w:rPr>
               <w:t xml:space="preserve">c</w:t>
@@ -2943,7 +2947,7 @@
               <w:rPr>
                 <w:rFonts w:ascii="Avenir Next" w:hAnsi="Avenir Next" w:cs="Avenir Next" w:eastAsia="Avenir Next"/>
                 <w:color w:val="1A1A1A"/>
-                <w:sz w:val="20"/>
+                <w:sz w:val="22"/>
                 <w:szCs w:val="20"/>
               </w:rPr>
               <w:t xml:space="preserve"> = 4</w:t>
@@ -2953,7 +2957,7 @@
                 <w:rFonts w:ascii="Avenir Next" w:hAnsi="Avenir Next" w:cs="Avenir Next" w:eastAsia="Avenir Next"/>
                 <w:i/>
                 <w:color w:val="1A1A1A"/>
-                <w:sz w:val="20"/>
+                <w:sz w:val="22"/>
                 <w:szCs w:val="20"/>
               </w:rPr>
               <w:t xml:space="preserve">n</w:t>
@@ -2962,7 +2966,7 @@
               <w:rPr>
                 <w:rFonts w:ascii="Avenir Next" w:hAnsi="Avenir Next" w:cs="Avenir Next" w:eastAsia="Avenir Next"/>
                 <w:color w:val="1A1A1A"/>
-                <w:sz w:val="20"/>
+                <w:sz w:val="22"/>
                 <w:szCs w:val="20"/>
               </w:rPr>
               <w:t xml:space="preserve"> + 15 dollars for </w:t>
@@ -2972,7 +2976,7 @@
                 <w:rFonts w:ascii="Avenir Next" w:hAnsi="Avenir Next" w:cs="Avenir Next" w:eastAsia="Avenir Next"/>
                 <w:i/>
                 <w:color w:val="1A1A1A"/>
-                <w:sz w:val="20"/>
+                <w:sz w:val="22"/>
                 <w:szCs w:val="20"/>
               </w:rPr>
               <w:t xml:space="preserve">n</w:t>
@@ -2981,7 +2985,7 @@
               <w:rPr>
                 <w:rFonts w:ascii="Avenir Next" w:hAnsi="Avenir Next" w:cs="Avenir Next" w:eastAsia="Avenir Next"/>
                 <w:color w:val="1A1A1A"/>
-                <w:sz w:val="20"/>
+                <w:sz w:val="22"/>
                 <w:szCs w:val="20"/>
               </w:rPr>
               <w:t xml:space="preserve"> posters.</w:t>
@@ -3001,10 +3005,28 @@
                 <w:rFonts w:ascii="Avenir Next" w:hAnsi="Avenir Next" w:cs="Avenir Next" w:eastAsia="Avenir Next"/>
                 <w:b/>
                 <w:color w:val="003A70"/>
+                <w:sz w:val="22"/>
+                <w:szCs w:val="20"/>
+              </w:rPr>
+              <w:t xml:space="preserve">a.</w:t>
+            </w:r>
+            <w:r>
+              <w:rPr>
+                <w:rFonts w:ascii="Avenir Next" w:hAnsi="Avenir Next" w:cs="Avenir Next" w:eastAsia="Avenir Next"/>
+                <w:color w:val="1A1A1A"/>
                 <w:sz w:val="20"/>
                 <w:szCs w:val="20"/>
               </w:rPr>
-              <w:t xml:space="preserve">a.</w:t>
+              <w:tab/>
+            </w:r>
+            <w:r>
+              <w:rPr>
+                <w:rFonts w:ascii="Avenir Next" w:hAnsi="Avenir Next" w:cs="Avenir Next" w:eastAsia="Avenir Next"/>
+                <w:color w:val="1A1A1A"/>
+                <w:sz w:val="22"/>
+                <w:szCs w:val="20"/>
+              </w:rPr>
+              <w:t xml:space="preserve">Find the cost of 10 posters.</w:t>
             </w:r>
             <w:r>
               <w:rPr>
@@ -3013,7 +3035,7 @@
                 <w:sz w:val="20"/>
                 <w:szCs w:val="20"/>
               </w:rPr>
-              <w:tab/>
+              <w:t xml:space="preserve">  </w:t>
             </w:r>
             <w:r>
               <w:rPr>
@@ -3021,24 +3043,6 @@
                 <w:color w:val="1A1A1A"/>
                 <w:sz w:val="20"/>
                 <w:szCs w:val="20"/>
-              </w:rPr>
-              <w:t xml:space="preserve">Find the cost of 10 posters.</w:t>
-            </w:r>
-            <w:r>
-              <w:rPr>
-                <w:rFonts w:ascii="Avenir Next" w:hAnsi="Avenir Next" w:cs="Avenir Next" w:eastAsia="Avenir Next"/>
-                <w:color w:val="1A1A1A"/>
-                <w:sz w:val="20"/>
-                <w:szCs w:val="20"/>
-              </w:rPr>
-              <w:t xml:space="preserve">  </w:t>
-            </w:r>
-            <w:r>
-              <w:rPr>
-                <w:rFonts w:ascii="Avenir Next" w:hAnsi="Avenir Next" w:cs="Avenir Next" w:eastAsia="Avenir Next"/>
-                <w:color w:val="1A1A1A"/>
-                <w:sz w:val="20"/>
-                <w:szCs w:val="20"/>
                 <w:u w:val="single"/>
               </w:rPr>
               <w:t xml:space="preserve">                </w:t>
@@ -3047,7 +3051,7 @@
               <w:rPr>
                 <w:rFonts w:ascii="Avenir Next" w:hAnsi="Avenir Next" w:cs="Avenir Next" w:eastAsia="Avenir Next"/>
                 <w:color w:val="1A1A1A"/>
-                <w:sz w:val="20"/>
+                <w:sz w:val="22"/>
                 <w:szCs w:val="20"/>
               </w:rPr>
               <w:t xml:space="preserve"> dollars</w:t>
@@ -3067,10 +3071,28 @@
                 <w:rFonts w:ascii="Avenir Next" w:hAnsi="Avenir Next" w:cs="Avenir Next" w:eastAsia="Avenir Next"/>
                 <w:b/>
                 <w:color w:val="003A70"/>
+                <w:sz w:val="22"/>
+                <w:szCs w:val="20"/>
+              </w:rPr>
+              <w:t xml:space="preserve">b.</w:t>
+            </w:r>
+            <w:r>
+              <w:rPr>
+                <w:rFonts w:ascii="Avenir Next" w:hAnsi="Avenir Next" w:cs="Avenir Next" w:eastAsia="Avenir Next"/>
+                <w:color w:val="1A1A1A"/>
                 <w:sz w:val="20"/>
                 <w:szCs w:val="20"/>
               </w:rPr>
-              <w:t xml:space="preserve">b.</w:t>
+              <w:tab/>
+            </w:r>
+            <w:r>
+              <w:rPr>
+                <w:rFonts w:ascii="Avenir Next" w:hAnsi="Avenir Next" w:cs="Avenir Next" w:eastAsia="Avenir Next"/>
+                <w:color w:val="1A1A1A"/>
+                <w:sz w:val="22"/>
+                <w:szCs w:val="20"/>
+              </w:rPr>
+              <w:t xml:space="preserve">Find the cost of 20 posters.</w:t>
             </w:r>
             <w:r>
               <w:rPr>
@@ -3079,7 +3101,7 @@
                 <w:sz w:val="20"/>
                 <w:szCs w:val="20"/>
               </w:rPr>
-              <w:tab/>
+              <w:t xml:space="preserve">  </w:t>
             </w:r>
             <w:r>
               <w:rPr>
@@ -3087,24 +3109,6 @@
                 <w:color w:val="1A1A1A"/>
                 <w:sz w:val="20"/>
                 <w:szCs w:val="20"/>
-              </w:rPr>
-              <w:t xml:space="preserve">Find the cost of 20 posters.</w:t>
-            </w:r>
-            <w:r>
-              <w:rPr>
-                <w:rFonts w:ascii="Avenir Next" w:hAnsi="Avenir Next" w:cs="Avenir Next" w:eastAsia="Avenir Next"/>
-                <w:color w:val="1A1A1A"/>
-                <w:sz w:val="20"/>
-                <w:szCs w:val="20"/>
-              </w:rPr>
-              <w:t xml:space="preserve">  </w:t>
-            </w:r>
-            <w:r>
-              <w:rPr>
-                <w:rFonts w:ascii="Avenir Next" w:hAnsi="Avenir Next" w:cs="Avenir Next" w:eastAsia="Avenir Next"/>
-                <w:color w:val="1A1A1A"/>
-                <w:sz w:val="20"/>
-                <w:szCs w:val="20"/>
                 <w:u w:val="single"/>
               </w:rPr>
               <w:t xml:space="preserve">                </w:t>
@@ -3113,7 +3117,7 @@
               <w:rPr>
                 <w:rFonts w:ascii="Avenir Next" w:hAnsi="Avenir Next" w:cs="Avenir Next" w:eastAsia="Avenir Next"/>
                 <w:color w:val="1A1A1A"/>
-                <w:sz w:val="20"/>
+                <w:sz w:val="22"/>
                 <w:szCs w:val="20"/>
               </w:rPr>
               <w:t xml:space="preserve"> dollars</w:t>
@@ -3133,25 +3137,25 @@
                 <w:rFonts w:ascii="Avenir Next" w:hAnsi="Avenir Next" w:cs="Avenir Next" w:eastAsia="Avenir Next"/>
                 <w:b/>
                 <w:color w:val="003A70"/>
+                <w:sz w:val="22"/>
+                <w:szCs w:val="20"/>
+              </w:rPr>
+              <w:t xml:space="preserve">c.</w:t>
+            </w:r>
+            <w:r>
+              <w:rPr>
+                <w:rFonts w:ascii="Avenir Next" w:hAnsi="Avenir Next" w:cs="Avenir Next" w:eastAsia="Avenir Next"/>
+                <w:color w:val="1A1A1A"/>
                 <w:sz w:val="20"/>
                 <w:szCs w:val="20"/>
               </w:rPr>
-              <w:t xml:space="preserve">c.</w:t>
-            </w:r>
-            <w:r>
-              <w:rPr>
-                <w:rFonts w:ascii="Avenir Next" w:hAnsi="Avenir Next" w:cs="Avenir Next" w:eastAsia="Avenir Next"/>
-                <w:color w:val="1A1A1A"/>
-                <w:sz w:val="20"/>
-                <w:szCs w:val="20"/>
-              </w:rPr>
               <w:tab/>
             </w:r>
             <w:r>
               <w:rPr>
                 <w:rFonts w:ascii="Avenir Next" w:hAnsi="Avenir Next" w:cs="Avenir Next" w:eastAsia="Avenir Next"/>
                 <w:color w:val="1A1A1A"/>
-                <w:sz w:val="20"/>
+                <w:sz w:val="22"/>
                 <w:szCs w:val="20"/>
               </w:rPr>
               <w:t xml:space="preserve">Explain why doubling the posters does not double the cost.</w:t>
@@ -3159,7 +3163,7 @@
           </w:p>
           <w:p>
             <w:pPr>
-              <w:spacing w:before="0" w:after="0" w:line="60" w:lineRule="auto"/>
+              <w:spacing w:before="0" w:after="0" w:line="50" w:lineRule="exact"/>
             </w:pPr>
           </w:p>
           <w:tbl>
@@ -3217,7 +3221,7 @@
           </w:tbl>
           <w:p>
             <w:pPr>
-              <w:spacing w:before="0" w:after="0" w:line="24" w:lineRule="auto"/>
+              <w:spacing w:before="0" w:after="0" w:line="50" w:lineRule="exact"/>
             </w:pPr>
           </w:p>
         </w:tc>
@@ -3225,11 +3229,12 @@
     </w:tbl>
     <w:p>
       <w:pPr>
-        <w:spacing w:before="0" w:after="0" w:line="20" w:lineRule="exact"/>
+        <w:spacing w:before="0" w:after="0" w:line="50" w:lineRule="exact"/>
       </w:pPr>
     </w:p>
     <w:p>
       <w:pPr>
+        <w:pStyle w:val="Heading2"/>
         <w:keepNext/>
         <w:pBdr>
           <w:bottom w:val="single" w:sz="8" w:space="3" w:color="003A70"/>
@@ -3245,7 +3250,7 @@
           <w:b/>
           <w:color w:val="003A70"/>
           <w:spacing w:val="14"/>
-          <w:sz w:val="19"/>
+          <w:sz w:val="22"/>
           <w:szCs w:val="19"/>
         </w:rPr>
         <w:t xml:space="preserve">FIND THE ERROR</w:t>
@@ -3264,7 +3269,7 @@
           <w:rFonts w:ascii="Avenir Next" w:hAnsi="Avenir Next" w:cs="Avenir Next" w:eastAsia="Avenir Next"/>
           <w:i/>
           <w:color w:val="5A5F66"/>
-          <w:sz w:val="17"/>
+          <w:sz w:val="22"/>
           <w:szCs w:val="17"/>
         </w:rPr>
         <w:t xml:space="preserve">explain the mistake, then fix it</w:t>
@@ -3272,7 +3277,7 @@
     </w:p>
     <w:p>
       <w:pPr>
-        <w:spacing w:before="0" w:after="0" w:line="20" w:lineRule="exact"/>
+        <w:spacing w:before="0" w:after="0" w:line="50" w:lineRule="exact"/>
       </w:pPr>
     </w:p>
     <w:tbl>
@@ -3322,18 +3327,18 @@
                 <w:rFonts w:ascii="Avenir Next" w:hAnsi="Avenir Next" w:cs="Avenir Next" w:eastAsia="Avenir Next"/>
                 <w:b/>
                 <w:color w:val="1A1A1A"/>
+                <w:sz w:val="22"/>
+                <w:szCs w:val="20"/>
+              </w:rPr>
+              <w:t xml:space="preserve">9.</w:t>
+            </w:r>
+            <w:r>
+              <w:rPr>
+                <w:rFonts w:ascii="Avenir Next" w:hAnsi="Avenir Next" w:cs="Avenir Next" w:eastAsia="Avenir Next"/>
+                <w:color w:val="1A1A1A"/>
                 <w:sz w:val="20"/>
                 <w:szCs w:val="20"/>
               </w:rPr>
-              <w:t xml:space="preserve">9.</w:t>
-            </w:r>
-            <w:r>
-              <w:rPr>
-                <w:rFonts w:ascii="Avenir Next" w:hAnsi="Avenir Next" w:cs="Avenir Next" w:eastAsia="Avenir Next"/>
-                <w:color w:val="1A1A1A"/>
-                <w:sz w:val="20"/>
-                <w:szCs w:val="20"/>
-              </w:rPr>
               <w:tab/>
             </w:r>
             <w:r>
@@ -3341,7 +3346,7 @@
                 <w:rFonts w:ascii="Avenir Next" w:hAnsi="Avenir Next" w:cs="Avenir Next" w:eastAsia="Avenir Next"/>
                 <w:b/>
                 <w:color w:val="1A1A1A"/>
-                <w:sz w:val="20"/>
+                <w:sz w:val="22"/>
                 <w:szCs w:val="20"/>
               </w:rPr>
               <w:t xml:space="preserve">Mateo’s Work.  </w:t>
@@ -3350,7 +3355,7 @@
               <w:rPr>
                 <w:rFonts w:ascii="Avenir Next" w:hAnsi="Avenir Next" w:cs="Avenir Next" w:eastAsia="Avenir Next"/>
                 <w:color w:val="1A1A1A"/>
-                <w:sz w:val="20"/>
+                <w:sz w:val="22"/>
                 <w:szCs w:val="20"/>
               </w:rPr>
               <w:t xml:space="preserve">A pump fills 8 jugs each minute. Mateo wrote </w:t>
@@ -3360,7 +3365,7 @@
                 <w:rFonts w:ascii="Avenir Next" w:hAnsi="Avenir Next" w:cs="Avenir Next" w:eastAsia="Avenir Next"/>
                 <w:i/>
                 <w:color w:val="1A1A1A"/>
-                <w:sz w:val="20"/>
+                <w:sz w:val="22"/>
                 <w:szCs w:val="20"/>
               </w:rPr>
               <w:t xml:space="preserve">j</w:t>
@@ -3369,7 +3374,7 @@
               <w:rPr>
                 <w:rFonts w:ascii="Avenir Next" w:hAnsi="Avenir Next" w:cs="Avenir Next" w:eastAsia="Avenir Next"/>
                 <w:color w:val="1A1A1A"/>
-                <w:sz w:val="20"/>
+                <w:sz w:val="22"/>
                 <w:szCs w:val="20"/>
               </w:rPr>
               <w:t xml:space="preserve"> = 8</w:t>
@@ -3379,7 +3384,7 @@
                 <w:rFonts w:ascii="Avenir Next" w:hAnsi="Avenir Next" w:cs="Avenir Next" w:eastAsia="Avenir Next"/>
                 <w:i/>
                 <w:color w:val="1A1A1A"/>
-                <w:sz w:val="20"/>
+                <w:sz w:val="22"/>
                 <w:szCs w:val="20"/>
               </w:rPr>
               <w:t xml:space="preserve">m</w:t>
@@ -3388,7 +3393,7 @@
               <w:rPr>
                 <w:rFonts w:ascii="Avenir Next" w:hAnsi="Avenir Next" w:cs="Avenir Next" w:eastAsia="Avenir Next"/>
                 <w:color w:val="1A1A1A"/>
-                <w:sz w:val="20"/>
+                <w:sz w:val="22"/>
                 <w:szCs w:val="20"/>
               </w:rPr>
               <w:t xml:space="preserve">. Then he said 20 minutes would fill 28 jugs. Explain his mistake and find the correct number.</w:t>
@@ -3434,7 +3439,7 @@
                 </w:tcPr>
                 <w:p>
                   <w:pPr>
-                    <w:spacing w:before="0" w:after="0" w:line="240" w:lineRule="auto"/>
+                    <w:spacing w:before="0" w:after="0" w:line="50" w:lineRule="exact"/>
                   </w:pPr>
                 </w:p>
               </w:tc>
@@ -3454,7 +3459,7 @@
                 </w:tcPr>
                 <w:p>
                   <w:pPr>
-                    <w:spacing w:before="0" w:after="0" w:line="240" w:lineRule="auto"/>
+                    <w:spacing w:before="0" w:after="0" w:line="50" w:lineRule="exact"/>
                   </w:pPr>
                 </w:p>
               </w:tc>
@@ -3474,7 +3479,7 @@
                 </w:tcPr>
                 <w:p>
                   <w:pPr>
-                    <w:spacing w:before="0" w:after="0" w:line="240" w:lineRule="auto"/>
+                    <w:spacing w:before="0" w:after="0" w:line="50" w:lineRule="exact"/>
                   </w:pPr>
                 </w:p>
               </w:tc>
@@ -3482,7 +3487,7 @@
           </w:tbl>
           <w:p>
             <w:pPr>
-              <w:spacing w:before="0" w:after="0" w:line="24" w:lineRule="auto"/>
+              <w:spacing w:before="0" w:after="0" w:line="50" w:lineRule="exact"/>
             </w:pPr>
           </w:p>
         </w:tc>
@@ -3490,11 +3495,12 @@
     </w:tbl>
     <w:p>
       <w:pPr>
-        <w:spacing w:before="0" w:after="0" w:line="20" w:lineRule="exact"/>
+        <w:spacing w:before="0" w:after="0" w:line="50" w:lineRule="exact"/>
       </w:pPr>
     </w:p>
     <w:p>
       <w:pPr>
+        <w:pStyle w:val="Heading2"/>
         <w:keepNext/>
         <w:pBdr>
           <w:bottom w:val="single" w:sz="8" w:space="3" w:color="003A70"/>
@@ -3510,7 +3516,7 @@
           <w:b/>
           <w:color w:val="003A70"/>
           <w:spacing w:val="14"/>
-          <w:sz w:val="19"/>
+          <w:sz w:val="22"/>
           <w:szCs w:val="19"/>
         </w:rPr>
         <w:t xml:space="preserve">TEST PRACTICE</w:t>
@@ -3529,7 +3535,7 @@
           <w:rFonts w:ascii="Avenir Next" w:hAnsi="Avenir Next" w:cs="Avenir Next" w:eastAsia="Avenir Next"/>
           <w:i/>
           <w:color w:val="5A5F66"/>
-          <w:sz w:val="17"/>
+          <w:sz w:val="22"/>
           <w:szCs w:val="17"/>
         </w:rPr>
         <w:t xml:space="preserve">choose the best answer</w:t>
@@ -3537,7 +3543,7 @@
     </w:p>
     <w:p>
       <w:pPr>
-        <w:spacing w:before="0" w:after="0" w:line="20" w:lineRule="exact"/>
+        <w:spacing w:before="0" w:after="0" w:line="50" w:lineRule="exact"/>
       </w:pPr>
     </w:p>
     <w:tbl>
@@ -3587,25 +3593,25 @@
                 <w:rFonts w:ascii="Avenir Next" w:hAnsi="Avenir Next" w:cs="Avenir Next" w:eastAsia="Avenir Next"/>
                 <w:b/>
                 <w:color w:val="1A1A1A"/>
+                <w:sz w:val="22"/>
+                <w:szCs w:val="20"/>
+              </w:rPr>
+              <w:t xml:space="preserve">10.</w:t>
+            </w:r>
+            <w:r>
+              <w:rPr>
+                <w:rFonts w:ascii="Avenir Next" w:hAnsi="Avenir Next" w:cs="Avenir Next" w:eastAsia="Avenir Next"/>
+                <w:color w:val="1A1A1A"/>
                 <w:sz w:val="20"/>
                 <w:szCs w:val="20"/>
               </w:rPr>
-              <w:t xml:space="preserve">10.</w:t>
-            </w:r>
-            <w:r>
-              <w:rPr>
-                <w:rFonts w:ascii="Avenir Next" w:hAnsi="Avenir Next" w:cs="Avenir Next" w:eastAsia="Avenir Next"/>
-                <w:color w:val="1A1A1A"/>
-                <w:sz w:val="20"/>
-                <w:szCs w:val="20"/>
-              </w:rPr>
               <w:tab/>
             </w:r>
             <w:r>
               <w:rPr>
                 <w:rFonts w:ascii="Avenir Next" w:hAnsi="Avenir Next" w:cs="Avenir Next" w:eastAsia="Avenir Next"/>
                 <w:color w:val="1A1A1A"/>
-                <w:sz w:val="20"/>
+                <w:sz w:val="22"/>
                 <w:szCs w:val="20"/>
               </w:rPr>
               <w:t xml:space="preserve">For </w:t>
@@ -3615,7 +3621,7 @@
                 <w:rFonts w:ascii="Avenir Next" w:hAnsi="Avenir Next" w:cs="Avenir Next" w:eastAsia="Avenir Next"/>
                 <w:i/>
                 <w:color w:val="1A1A1A"/>
-                <w:sz w:val="20"/>
+                <w:sz w:val="22"/>
                 <w:szCs w:val="20"/>
               </w:rPr>
               <w:t xml:space="preserve">y</w:t>
@@ -3624,7 +3630,7 @@
               <w:rPr>
                 <w:rFonts w:ascii="Avenir Next" w:hAnsi="Avenir Next" w:cs="Avenir Next" w:eastAsia="Avenir Next"/>
                 <w:color w:val="1A1A1A"/>
-                <w:sz w:val="20"/>
+                <w:sz w:val="22"/>
                 <w:szCs w:val="20"/>
               </w:rPr>
               <w:t xml:space="preserve"> = 7</w:t>
@@ -3634,7 +3640,7 @@
                 <w:rFonts w:ascii="Avenir Next" w:hAnsi="Avenir Next" w:cs="Avenir Next" w:eastAsia="Avenir Next"/>
                 <w:i/>
                 <w:color w:val="1A1A1A"/>
-                <w:sz w:val="20"/>
+                <w:sz w:val="22"/>
                 <w:szCs w:val="20"/>
               </w:rPr>
               <w:t xml:space="preserve">x</w:t>
@@ -3643,7 +3649,7 @@
               <w:rPr>
                 <w:rFonts w:ascii="Avenir Next" w:hAnsi="Avenir Next" w:cs="Avenir Next" w:eastAsia="Avenir Next"/>
                 <w:color w:val="1A1A1A"/>
-                <w:sz w:val="20"/>
+                <w:sz w:val="22"/>
                 <w:szCs w:val="20"/>
               </w:rPr>
               <w:t xml:space="preserve">, find </w:t>
@@ -3653,7 +3659,7 @@
                 <w:rFonts w:ascii="Avenir Next" w:hAnsi="Avenir Next" w:cs="Avenir Next" w:eastAsia="Avenir Next"/>
                 <w:i/>
                 <w:color w:val="1A1A1A"/>
-                <w:sz w:val="20"/>
+                <w:sz w:val="22"/>
                 <w:szCs w:val="20"/>
               </w:rPr>
               <w:t xml:space="preserve">y</w:t>
@@ -3662,7 +3668,7 @@
               <w:rPr>
                 <w:rFonts w:ascii="Avenir Next" w:hAnsi="Avenir Next" w:cs="Avenir Next" w:eastAsia="Avenir Next"/>
                 <w:color w:val="1A1A1A"/>
-                <w:sz w:val="20"/>
+                <w:sz w:val="22"/>
                 <w:szCs w:val="20"/>
               </w:rPr>
               <w:t xml:space="preserve"> when </w:t>
@@ -3672,7 +3678,7 @@
                 <w:rFonts w:ascii="Avenir Next" w:hAnsi="Avenir Next" w:cs="Avenir Next" w:eastAsia="Avenir Next"/>
                 <w:i/>
                 <w:color w:val="1A1A1A"/>
-                <w:sz w:val="20"/>
+                <w:sz w:val="22"/>
                 <w:szCs w:val="20"/>
               </w:rPr>
               <w:t xml:space="preserve">x</w:t>
@@ -3681,7 +3687,7 @@
               <w:rPr>
                 <w:rFonts w:ascii="Avenir Next" w:hAnsi="Avenir Next" w:cs="Avenir Next" w:eastAsia="Avenir Next"/>
                 <w:color w:val="1A1A1A"/>
-                <w:sz w:val="20"/>
+                <w:sz w:val="22"/>
                 <w:szCs w:val="20"/>
               </w:rPr>
               <w:t xml:space="preserve"> = 9.</w:t>
@@ -3737,7 +3743,7 @@
                       <w:rFonts w:ascii="Avenir Next" w:hAnsi="Avenir Next" w:cs="Avenir Next" w:eastAsia="Avenir Next"/>
                       <w:b/>
                       <w:color w:val="003A70"/>
-                      <w:sz w:val="19"/>
+                      <w:sz w:val="22"/>
                       <w:szCs w:val="19"/>
                     </w:rPr>
                     <w:t xml:space="preserve">A</w:t>
@@ -3755,7 +3761,7 @@
                     <w:rPr>
                       <w:rFonts w:ascii="Avenir Next" w:hAnsi="Avenir Next" w:cs="Avenir Next" w:eastAsia="Avenir Next"/>
                       <w:color w:val="1A1A1A"/>
-                      <w:sz w:val="19"/>
+                      <w:sz w:val="22"/>
                       <w:szCs w:val="19"/>
                     </w:rPr>
                     <w:t xml:space="preserve">16</w:t>
@@ -3780,7 +3786,7 @@
                       <w:rFonts w:ascii="Avenir Next" w:hAnsi="Avenir Next" w:cs="Avenir Next" w:eastAsia="Avenir Next"/>
                       <w:b/>
                       <w:color w:val="003A70"/>
-                      <w:sz w:val="19"/>
+                      <w:sz w:val="22"/>
                       <w:szCs w:val="19"/>
                     </w:rPr>
                     <w:t xml:space="preserve">B</w:t>
@@ -3798,7 +3804,7 @@
                     <w:rPr>
                       <w:rFonts w:ascii="Avenir Next" w:hAnsi="Avenir Next" w:cs="Avenir Next" w:eastAsia="Avenir Next"/>
                       <w:color w:val="1A1A1A"/>
-                      <w:sz w:val="19"/>
+                      <w:sz w:val="22"/>
                       <w:szCs w:val="19"/>
                     </w:rPr>
                     <w:t xml:space="preserve">63</w:t>
@@ -3823,7 +3829,7 @@
                       <w:rFonts w:ascii="Avenir Next" w:hAnsi="Avenir Next" w:cs="Avenir Next" w:eastAsia="Avenir Next"/>
                       <w:b/>
                       <w:color w:val="003A70"/>
-                      <w:sz w:val="19"/>
+                      <w:sz w:val="22"/>
                       <w:szCs w:val="19"/>
                     </w:rPr>
                     <w:t xml:space="preserve">C</w:t>
@@ -3841,7 +3847,7 @@
                     <w:rPr>
                       <w:rFonts w:ascii="Avenir Next" w:hAnsi="Avenir Next" w:cs="Avenir Next" w:eastAsia="Avenir Next"/>
                       <w:color w:val="1A1A1A"/>
-                      <w:sz w:val="19"/>
+                      <w:sz w:val="22"/>
                       <w:szCs w:val="19"/>
                     </w:rPr>
                     <w:t xml:space="preserve">79</w:t>
@@ -3866,7 +3872,7 @@
                       <w:rFonts w:ascii="Avenir Next" w:hAnsi="Avenir Next" w:cs="Avenir Next" w:eastAsia="Avenir Next"/>
                       <w:b/>
                       <w:color w:val="003A70"/>
-                      <w:sz w:val="19"/>
+                      <w:sz w:val="22"/>
                       <w:szCs w:val="19"/>
                     </w:rPr>
                     <w:t xml:space="preserve">D</w:t>
@@ -3884,7 +3890,7 @@
                     <w:rPr>
                       <w:rFonts w:ascii="Avenir Next" w:hAnsi="Avenir Next" w:cs="Avenir Next" w:eastAsia="Avenir Next"/>
                       <w:color w:val="1A1A1A"/>
-                      <w:sz w:val="19"/>
+                      <w:sz w:val="22"/>
                       <w:szCs w:val="19"/>
                     </w:rPr>
                     <w:t xml:space="preserve">97</w:t>
@@ -3895,7 +3901,7 @@
           </w:tbl>
           <w:p>
             <w:pPr>
-              <w:spacing w:before="0" w:after="0" w:line="24" w:lineRule="auto"/>
+              <w:spacing w:before="0" w:after="0" w:line="50" w:lineRule="exact"/>
             </w:pPr>
           </w:p>
         </w:tc>
@@ -3903,12 +3909,12 @@
     </w:tbl>
     <w:p>
       <w:pPr>
-        <w:spacing w:before="0" w:after="0" w:line="20" w:lineRule="exact"/>
+        <w:spacing w:before="0" w:after="0" w:line="50" w:lineRule="exact"/>
       </w:pPr>
     </w:p>
     <w:p>
       <w:pPr>
-        <w:spacing w:before="0" w:after="0" w:line="20" w:lineRule="exact"/>
+        <w:spacing w:before="0" w:after="0" w:line="50" w:lineRule="exact"/>
       </w:pPr>
     </w:p>
     <w:tbl>
@@ -3958,25 +3964,25 @@
                 <w:rFonts w:ascii="Avenir Next" w:hAnsi="Avenir Next" w:cs="Avenir Next" w:eastAsia="Avenir Next"/>
                 <w:b/>
                 <w:color w:val="1A1A1A"/>
+                <w:sz w:val="22"/>
+                <w:szCs w:val="20"/>
+              </w:rPr>
+              <w:t xml:space="preserve">11.</w:t>
+            </w:r>
+            <w:r>
+              <w:rPr>
+                <w:rFonts w:ascii="Avenir Next" w:hAnsi="Avenir Next" w:cs="Avenir Next" w:eastAsia="Avenir Next"/>
+                <w:color w:val="1A1A1A"/>
                 <w:sz w:val="20"/>
                 <w:szCs w:val="20"/>
               </w:rPr>
-              <w:t xml:space="preserve">11.</w:t>
-            </w:r>
-            <w:r>
-              <w:rPr>
-                <w:rFonts w:ascii="Avenir Next" w:hAnsi="Avenir Next" w:cs="Avenir Next" w:eastAsia="Avenir Next"/>
-                <w:color w:val="1A1A1A"/>
-                <w:sz w:val="20"/>
-                <w:szCs w:val="20"/>
-              </w:rPr>
               <w:tab/>
             </w:r>
             <w:r>
               <w:rPr>
                 <w:rFonts w:ascii="Avenir Next" w:hAnsi="Avenir Next" w:cs="Avenir Next" w:eastAsia="Avenir Next"/>
                 <w:color w:val="1A1A1A"/>
-                <w:sz w:val="20"/>
+                <w:sz w:val="22"/>
                 <w:szCs w:val="20"/>
               </w:rPr>
               <w:t xml:space="preserve">To find </w:t>
@@ -3986,7 +3992,7 @@
                 <w:rFonts w:ascii="Avenir Next" w:hAnsi="Avenir Next" w:cs="Avenir Next" w:eastAsia="Avenir Next"/>
                 <w:i/>
                 <w:color w:val="1A1A1A"/>
-                <w:sz w:val="20"/>
+                <w:sz w:val="22"/>
                 <w:szCs w:val="20"/>
               </w:rPr>
               <w:t xml:space="preserve">c</w:t>
@@ -3995,7 +4001,7 @@
               <w:rPr>
                 <w:rFonts w:ascii="Avenir Next" w:hAnsi="Avenir Next" w:cs="Avenir Next" w:eastAsia="Avenir Next"/>
                 <w:color w:val="1A1A1A"/>
-                <w:sz w:val="20"/>
+                <w:sz w:val="22"/>
                 <w:szCs w:val="20"/>
               </w:rPr>
               <w:t xml:space="preserve"> in </w:t>
@@ -4005,7 +4011,7 @@
                 <w:rFonts w:ascii="Avenir Next" w:hAnsi="Avenir Next" w:cs="Avenir Next" w:eastAsia="Avenir Next"/>
                 <w:i/>
                 <w:color w:val="1A1A1A"/>
-                <w:sz w:val="20"/>
+                <w:sz w:val="22"/>
                 <w:szCs w:val="20"/>
               </w:rPr>
               <w:t xml:space="preserve">c</w:t>
@@ -4014,7 +4020,7 @@
               <w:rPr>
                 <w:rFonts w:ascii="Avenir Next" w:hAnsi="Avenir Next" w:cs="Avenir Next" w:eastAsia="Avenir Next"/>
                 <w:color w:val="1A1A1A"/>
-                <w:sz w:val="20"/>
+                <w:sz w:val="22"/>
                 <w:szCs w:val="20"/>
               </w:rPr>
               <w:t xml:space="preserve"> = 7</w:t>
@@ -4024,7 +4030,7 @@
                 <w:rFonts w:ascii="Avenir Next" w:hAnsi="Avenir Next" w:cs="Avenir Next" w:eastAsia="Avenir Next"/>
                 <w:i/>
                 <w:color w:val="1A1A1A"/>
-                <w:sz w:val="20"/>
+                <w:sz w:val="22"/>
                 <w:szCs w:val="20"/>
               </w:rPr>
               <w:t xml:space="preserve">h</w:t>
@@ -4033,7 +4039,7 @@
               <w:rPr>
                 <w:rFonts w:ascii="Avenir Next" w:hAnsi="Avenir Next" w:cs="Avenir Next" w:eastAsia="Avenir Next"/>
                 <w:color w:val="1A1A1A"/>
-                <w:sz w:val="20"/>
+                <w:sz w:val="22"/>
                 <w:szCs w:val="20"/>
               </w:rPr>
               <w:t xml:space="preserve"> + 4 when </w:t>
@@ -4043,7 +4049,7 @@
                 <w:rFonts w:ascii="Avenir Next" w:hAnsi="Avenir Next" w:cs="Avenir Next" w:eastAsia="Avenir Next"/>
                 <w:i/>
                 <w:color w:val="1A1A1A"/>
-                <w:sz w:val="20"/>
+                <w:sz w:val="22"/>
                 <w:szCs w:val="20"/>
               </w:rPr>
               <w:t xml:space="preserve">h</w:t>
@@ -4052,7 +4058,7 @@
               <w:rPr>
                 <w:rFonts w:ascii="Avenir Next" w:hAnsi="Avenir Next" w:cs="Avenir Next" w:eastAsia="Avenir Next"/>
                 <w:color w:val="1A1A1A"/>
-                <w:sz w:val="20"/>
+                <w:sz w:val="22"/>
                 <w:szCs w:val="20"/>
               </w:rPr>
               <w:t xml:space="preserve"> = 3, the first step is —</w:t>
@@ -4108,7 +4114,7 @@
                       <w:rFonts w:ascii="Avenir Next" w:hAnsi="Avenir Next" w:cs="Avenir Next" w:eastAsia="Avenir Next"/>
                       <w:b/>
                       <w:color w:val="003A70"/>
-                      <w:sz w:val="19"/>
+                      <w:sz w:val="22"/>
                       <w:szCs w:val="19"/>
                     </w:rPr>
                     <w:t xml:space="preserve">A</w:t>
@@ -4126,7 +4132,7 @@
                     <w:rPr>
                       <w:rFonts w:ascii="Avenir Next" w:hAnsi="Avenir Next" w:cs="Avenir Next" w:eastAsia="Avenir Next"/>
                       <w:color w:val="1A1A1A"/>
-                      <w:sz w:val="19"/>
+                      <w:sz w:val="22"/>
                       <w:szCs w:val="19"/>
                     </w:rPr>
                     <w:t xml:space="preserve">add 7 and 4</w:t>
@@ -4151,7 +4157,7 @@
                       <w:rFonts w:ascii="Avenir Next" w:hAnsi="Avenir Next" w:cs="Avenir Next" w:eastAsia="Avenir Next"/>
                       <w:b/>
                       <w:color w:val="003A70"/>
-                      <w:sz w:val="19"/>
+                      <w:sz w:val="22"/>
                       <w:szCs w:val="19"/>
                     </w:rPr>
                     <w:t xml:space="preserve">B</w:t>
@@ -4169,7 +4175,7 @@
                     <w:rPr>
                       <w:rFonts w:ascii="Avenir Next" w:hAnsi="Avenir Next" w:cs="Avenir Next" w:eastAsia="Avenir Next"/>
                       <w:color w:val="1A1A1A"/>
-                      <w:sz w:val="19"/>
+                      <w:sz w:val="22"/>
                       <w:szCs w:val="19"/>
                     </w:rPr>
                     <w:t xml:space="preserve">multiply 7 by 3</w:t>
@@ -4194,7 +4200,7 @@
                       <w:rFonts w:ascii="Avenir Next" w:hAnsi="Avenir Next" w:cs="Avenir Next" w:eastAsia="Avenir Next"/>
                       <w:b/>
                       <w:color w:val="003A70"/>
-                      <w:sz w:val="19"/>
+                      <w:sz w:val="22"/>
                       <w:szCs w:val="19"/>
                     </w:rPr>
                     <w:t xml:space="preserve">C</w:t>
@@ -4212,7 +4218,7 @@
                     <w:rPr>
                       <w:rFonts w:ascii="Avenir Next" w:hAnsi="Avenir Next" w:cs="Avenir Next" w:eastAsia="Avenir Next"/>
                       <w:color w:val="1A1A1A"/>
-                      <w:sz w:val="19"/>
+                      <w:sz w:val="22"/>
                       <w:szCs w:val="19"/>
                     </w:rPr>
                     <w:t xml:space="preserve">add 4 and 3</w:t>
@@ -4237,7 +4243,7 @@
                       <w:rFonts w:ascii="Avenir Next" w:hAnsi="Avenir Next" w:cs="Avenir Next" w:eastAsia="Avenir Next"/>
                       <w:b/>
                       <w:color w:val="003A70"/>
-                      <w:sz w:val="19"/>
+                      <w:sz w:val="22"/>
                       <w:szCs w:val="19"/>
                     </w:rPr>
                     <w:t xml:space="preserve">D</w:t>
@@ -4255,7 +4261,7 @@
                     <w:rPr>
                       <w:rFonts w:ascii="Avenir Next" w:hAnsi="Avenir Next" w:cs="Avenir Next" w:eastAsia="Avenir Next"/>
                       <w:color w:val="1A1A1A"/>
-                      <w:sz w:val="19"/>
+                      <w:sz w:val="22"/>
                       <w:szCs w:val="19"/>
                     </w:rPr>
                     <w:t xml:space="preserve">divide 7 by 3</w:t>
@@ -4266,7 +4272,7 @@
           </w:tbl>
           <w:p>
             <w:pPr>
-              <w:spacing w:before="0" w:after="0" w:line="24" w:lineRule="auto"/>
+              <w:spacing w:before="0" w:after="0" w:line="50" w:lineRule="exact"/>
             </w:pPr>
           </w:p>
         </w:tc>
@@ -4274,11 +4280,12 @@
     </w:tbl>
     <w:p>
       <w:pPr>
-        <w:spacing w:before="0" w:after="0" w:line="20" w:lineRule="exact"/>
+        <w:spacing w:before="0" w:after="0" w:line="50" w:lineRule="exact"/>
       </w:pPr>
     </w:p>
     <w:p>
       <w:pPr>
+        <w:pStyle w:val="Heading2"/>
         <w:keepNext/>
         <w:pBdr>
           <w:bottom w:val="single" w:sz="8" w:space="3" w:color="003A70"/>
@@ -4294,7 +4301,7 @@
           <w:b/>
           <w:color w:val="003A70"/>
           <w:spacing w:val="14"/>
-          <w:sz w:val="19"/>
+          <w:sz w:val="22"/>
           <w:szCs w:val="19"/>
         </w:rPr>
         <w:t xml:space="preserve">SELF-CHECK CODE</w:t>
@@ -4313,7 +4320,7 @@
           <w:rFonts w:ascii="Avenir Next" w:hAnsi="Avenir Next" w:cs="Avenir Next" w:eastAsia="Avenir Next"/>
           <w:i/>
           <w:color w:val="5A5F66"/>
-          <w:sz w:val="17"/>
+          <w:sz w:val="22"/>
           <w:szCs w:val="17"/>
         </w:rPr>
         <w:t xml:space="preserve">find your answer · copy its letter into that problem’s box · spell a math word</w:t>
@@ -4372,7 +4379,7 @@
                 <w:rFonts w:ascii="Avenir Next" w:hAnsi="Avenir Next" w:cs="Avenir Next" w:eastAsia="Avenir Next"/>
                 <w:b/>
                 <w:color w:val="1A1A1A"/>
-                <w:sz w:val="18"/>
+                <w:sz w:val="22"/>
                 <w:szCs w:val="18"/>
               </w:rPr>
               <w:t xml:space="preserve">95</w:t>
@@ -4388,7 +4395,7 @@
                 <w:rFonts w:ascii="Avenir Next" w:hAnsi="Avenir Next" w:cs="Avenir Next" w:eastAsia="Avenir Next"/>
                 <w:b/>
                 <w:color w:val="003A70"/>
-                <w:sz w:val="18"/>
+                <w:sz w:val="22"/>
                 <w:szCs w:val="18"/>
               </w:rPr>
               <w:t xml:space="preserve">T</w:t>
@@ -4411,7 +4418,7 @@
                 <w:rFonts w:ascii="Avenir Next" w:hAnsi="Avenir Next" w:cs="Avenir Next" w:eastAsia="Avenir Next"/>
                 <w:b/>
                 <w:color w:val="1A1A1A"/>
-                <w:sz w:val="18"/>
+                <w:sz w:val="22"/>
                 <w:szCs w:val="18"/>
               </w:rPr>
               <w:t xml:space="preserve">60</w:t>
@@ -4427,7 +4434,7 @@
                 <w:rFonts w:ascii="Avenir Next" w:hAnsi="Avenir Next" w:cs="Avenir Next" w:eastAsia="Avenir Next"/>
                 <w:b/>
                 <w:color w:val="003A70"/>
-                <w:sz w:val="18"/>
+                <w:sz w:val="22"/>
                 <w:szCs w:val="18"/>
               </w:rPr>
               <w:t xml:space="preserve">Z</w:t>
@@ -4450,7 +4457,7 @@
                 <w:rFonts w:ascii="Avenir Next" w:hAnsi="Avenir Next" w:cs="Avenir Next" w:eastAsia="Avenir Next"/>
                 <w:b/>
                 <w:color w:val="1A1A1A"/>
-                <w:sz w:val="18"/>
+                <w:sz w:val="22"/>
                 <w:szCs w:val="18"/>
               </w:rPr>
               <w:t xml:space="preserve">90</w:t>
@@ -4466,7 +4473,7 @@
                 <w:rFonts w:ascii="Avenir Next" w:hAnsi="Avenir Next" w:cs="Avenir Next" w:eastAsia="Avenir Next"/>
                 <w:b/>
                 <w:color w:val="003A70"/>
-                <w:sz w:val="18"/>
+                <w:sz w:val="22"/>
                 <w:szCs w:val="18"/>
               </w:rPr>
               <w:t xml:space="preserve">L</w:t>
@@ -4489,7 +4496,7 @@
                 <w:rFonts w:ascii="Avenir Next" w:hAnsi="Avenir Next" w:cs="Avenir Next" w:eastAsia="Avenir Next"/>
                 <w:b/>
                 <w:color w:val="1A1A1A"/>
-                <w:sz w:val="18"/>
+                <w:sz w:val="22"/>
                 <w:szCs w:val="18"/>
               </w:rPr>
               <w:t xml:space="preserve">480</w:t>
@@ -4505,7 +4512,7 @@
                 <w:rFonts w:ascii="Avenir Next" w:hAnsi="Avenir Next" w:cs="Avenir Next" w:eastAsia="Avenir Next"/>
                 <w:b/>
                 <w:color w:val="003A70"/>
-                <w:sz w:val="18"/>
+                <w:sz w:val="22"/>
                 <w:szCs w:val="18"/>
               </w:rPr>
               <w:t xml:space="preserve">S</w:t>
@@ -4528,7 +4535,7 @@
                 <w:rFonts w:ascii="Avenir Next" w:hAnsi="Avenir Next" w:cs="Avenir Next" w:eastAsia="Avenir Next"/>
                 <w:b/>
                 <w:color w:val="1A1A1A"/>
-                <w:sz w:val="18"/>
+                <w:sz w:val="22"/>
                 <w:szCs w:val="18"/>
               </w:rPr>
               <w:t xml:space="preserve">24</w:t>
@@ -4544,7 +4551,7 @@
                 <w:rFonts w:ascii="Avenir Next" w:hAnsi="Avenir Next" w:cs="Avenir Next" w:eastAsia="Avenir Next"/>
                 <w:b/>
                 <w:color w:val="003A70"/>
-                <w:sz w:val="18"/>
+                <w:sz w:val="22"/>
                 <w:szCs w:val="18"/>
               </w:rPr>
               <w:t xml:space="preserve">U</w:t>
@@ -4567,7 +4574,7 @@
                 <w:rFonts w:ascii="Avenir Next" w:hAnsi="Avenir Next" w:cs="Avenir Next" w:eastAsia="Avenir Next"/>
                 <w:b/>
                 <w:color w:val="1A1A1A"/>
-                <w:sz w:val="18"/>
+                <w:sz w:val="22"/>
                 <w:szCs w:val="18"/>
               </w:rPr>
               <w:t xml:space="preserve">168</w:t>
@@ -4583,7 +4590,7 @@
                 <w:rFonts w:ascii="Avenir Next" w:hAnsi="Avenir Next" w:cs="Avenir Next" w:eastAsia="Avenir Next"/>
                 <w:b/>
                 <w:color w:val="003A70"/>
-                <w:sz w:val="18"/>
+                <w:sz w:val="22"/>
                 <w:szCs w:val="18"/>
               </w:rPr>
               <w:t xml:space="preserve">E</w:t>
@@ -4606,7 +4613,7 @@
                 <w:rFonts w:ascii="Avenir Next" w:hAnsi="Avenir Next" w:cs="Avenir Next" w:eastAsia="Avenir Next"/>
                 <w:b/>
                 <w:color w:val="1A1A1A"/>
-                <w:sz w:val="18"/>
+                <w:sz w:val="22"/>
                 <w:szCs w:val="18"/>
               </w:rPr>
               <w:t xml:space="preserve">176</w:t>
@@ -4622,7 +4629,7 @@
                 <w:rFonts w:ascii="Avenir Next" w:hAnsi="Avenir Next" w:cs="Avenir Next" w:eastAsia="Avenir Next"/>
                 <w:b/>
                 <w:color w:val="003A70"/>
-                <w:sz w:val="18"/>
+                <w:sz w:val="22"/>
                 <w:szCs w:val="18"/>
               </w:rPr>
               <w:t xml:space="preserve">R</w:t>
@@ -4645,7 +4652,7 @@
                 <w:rFonts w:ascii="Avenir Next" w:hAnsi="Avenir Next" w:cs="Avenir Next" w:eastAsia="Avenir Next"/>
                 <w:b/>
                 <w:color w:val="1A1A1A"/>
-                <w:sz w:val="18"/>
+                <w:sz w:val="22"/>
                 <w:szCs w:val="18"/>
               </w:rPr>
               <w:t xml:space="preserve">26</w:t>
@@ -4661,7 +4668,7 @@
                 <w:rFonts w:ascii="Avenir Next" w:hAnsi="Avenir Next" w:cs="Avenir Next" w:eastAsia="Avenir Next"/>
                 <w:b/>
                 <w:color w:val="003A70"/>
-                <w:sz w:val="18"/>
+                <w:sz w:val="22"/>
                 <w:szCs w:val="18"/>
               </w:rPr>
               <w:t xml:space="preserve">X</w:t>
@@ -4684,7 +4691,7 @@
                 <w:rFonts w:ascii="Avenir Next" w:hAnsi="Avenir Next" w:cs="Avenir Next" w:eastAsia="Avenir Next"/>
                 <w:b/>
                 <w:color w:val="1A1A1A"/>
-                <w:sz w:val="18"/>
+                <w:sz w:val="22"/>
                 <w:szCs w:val="18"/>
               </w:rPr>
               <w:t xml:space="preserve">210</w:t>
@@ -4700,7 +4707,7 @@
                 <w:rFonts w:ascii="Avenir Next" w:hAnsi="Avenir Next" w:cs="Avenir Next" w:eastAsia="Avenir Next"/>
                 <w:b/>
                 <w:color w:val="003A70"/>
-                <w:sz w:val="18"/>
+                <w:sz w:val="22"/>
                 <w:szCs w:val="18"/>
               </w:rPr>
               <w:t xml:space="preserve">Q</w:t>
@@ -4723,7 +4730,7 @@
                 <w:rFonts w:ascii="Avenir Next" w:hAnsi="Avenir Next" w:cs="Avenir Next" w:eastAsia="Avenir Next"/>
                 <w:b/>
                 <w:color w:val="1A1A1A"/>
-                <w:sz w:val="18"/>
+                <w:sz w:val="22"/>
                 <w:szCs w:val="18"/>
               </w:rPr>
               <w:t xml:space="preserve">52</w:t>
@@ -4739,7 +4746,7 @@
                 <w:rFonts w:ascii="Avenir Next" w:hAnsi="Avenir Next" w:cs="Avenir Next" w:eastAsia="Avenir Next"/>
                 <w:b/>
                 <w:color w:val="003A70"/>
-                <w:sz w:val="18"/>
+                <w:sz w:val="22"/>
                 <w:szCs w:val="18"/>
               </w:rPr>
               <w:t xml:space="preserve">J</w:t>
@@ -4750,7 +4757,7 @@
     </w:tbl>
     <w:p>
       <w:pPr>
-        <w:spacing w:before="0" w:after="0" w:line="60" w:lineRule="auto"/>
+        <w:spacing w:before="0" w:after="0" w:line="50" w:lineRule="exact"/>
       </w:pPr>
     </w:p>
     <w:tbl>
@@ -4917,7 +4924,7 @@
     </w:tbl>
     <w:p>
       <w:pPr>
-        <w:spacing w:before="0" w:after="0" w:line="40" w:lineRule="auto"/>
+        <w:spacing w:before="0" w:after="0" w:line="50" w:lineRule="exact"/>
       </w:pPr>
     </w:p>
     <w:tbl>
@@ -4959,6 +4966,7 @@
           </w:tcPr>
           <w:p>
             <w:pPr>
+              <w:pStyle w:val="Heading2"/>
               <w:spacing w:before="0" w:after="0" w:line="240" w:lineRule="auto"/>
             </w:pPr>
             <w:r>
@@ -4996,7 +5004,7 @@
               <w:rPr>
                 <w:rFonts w:ascii="Avenir Next" w:hAnsi="Avenir Next" w:cs="Avenir Next" w:eastAsia="Avenir Next"/>
                 <w:color w:val="1A1A1A"/>
-                <w:sz w:val="17"/>
+                <w:sz w:val="22"/>
                 <w:szCs w:val="17"/>
               </w:rPr>
               <w:t xml:space="preserve">  I can do this on my own</w:t>
@@ -5025,7 +5033,7 @@
               <w:rPr>
                 <w:rFonts w:ascii="Avenir Next" w:hAnsi="Avenir Next" w:cs="Avenir Next" w:eastAsia="Avenir Next"/>
                 <w:color w:val="1A1A1A"/>
-                <w:sz w:val="17"/>
+                <w:sz w:val="22"/>
                 <w:szCs w:val="17"/>
               </w:rPr>
               <w:t xml:space="preserve">  I need a little help</w:t>
@@ -5054,7 +5062,7 @@
               <w:rPr>
                 <w:rFonts w:ascii="Avenir Next" w:hAnsi="Avenir Next" w:cs="Avenir Next" w:eastAsia="Avenir Next"/>
                 <w:color w:val="1A1A1A"/>
-                <w:sz w:val="17"/>
+                <w:sz w:val="22"/>
                 <w:szCs w:val="17"/>
               </w:rPr>
               <w:t xml:space="preserve">  I have a question about #</w:t>
@@ -5075,7 +5083,7 @@
     </w:tbl>
     <w:p>
       <w:pPr>
-        <w:spacing w:before="0" w:after="0" w:line="20" w:lineRule="exact"/>
+        <w:spacing w:before="0" w:after="0" w:line="50" w:lineRule="exact"/>
       </w:pPr>
     </w:p>
     <w:sectPr>
@@ -5161,7 +5169,106 @@
               <w:sz w:val="15"/>
               <w:szCs w:val="15"/>
             </w:rPr>
-            <w:t xml:space="preserve">Lesson 9-4  ·  Session 1  ·  Practice Form B</w:t>
+            <w:t xml:space="preserve">9-4 · Page </w:t>
+          </w:r>
+          <w:r>
+            <w:rPr>
+              <w:rFonts w:ascii="Avenir Next" w:hAnsi="Avenir Next" w:cs="Avenir Next" w:eastAsia="Avenir Next"/>
+              <w:color w:val="5A5F66"/>
+              <w:sz w:val="15"/>
+              <w:szCs w:val="15"/>
+            </w:rPr>
+            <w:fldChar w:fldCharType="begin"/>
+          </w:r>
+          <w:r>
+            <w:rPr>
+              <w:rFonts w:ascii="Avenir Next" w:hAnsi="Avenir Next" w:cs="Avenir Next" w:eastAsia="Avenir Next"/>
+              <w:color w:val="5A5F66"/>
+              <w:sz w:val="15"/>
+              <w:szCs w:val="15"/>
+            </w:rPr>
+            <w:instrText xml:space="preserve"> PAGE </w:instrText>
+          </w:r>
+          <w:r>
+            <w:rPr>
+              <w:rFonts w:ascii="Avenir Next" w:hAnsi="Avenir Next" w:cs="Avenir Next" w:eastAsia="Avenir Next"/>
+              <w:color w:val="5A5F66"/>
+              <w:sz w:val="15"/>
+              <w:szCs w:val="15"/>
+            </w:rPr>
+            <w:fldChar w:fldCharType="separate"/>
+          </w:r>
+          <w:r>
+            <w:rPr>
+              <w:rFonts w:ascii="Avenir Next" w:hAnsi="Avenir Next" w:cs="Avenir Next" w:eastAsia="Avenir Next"/>
+              <w:color w:val="5A5F66"/>
+              <w:sz w:val="15"/>
+              <w:szCs w:val="15"/>
+            </w:rPr>
+            <w:t xml:space="preserve">1</w:t>
+          </w:r>
+          <w:r>
+            <w:rPr>
+              <w:rFonts w:ascii="Avenir Next" w:hAnsi="Avenir Next" w:cs="Avenir Next" w:eastAsia="Avenir Next"/>
+              <w:color w:val="5A5F66"/>
+              <w:sz w:val="15"/>
+              <w:szCs w:val="15"/>
+            </w:rPr>
+            <w:fldChar w:fldCharType="end"/>
+          </w:r>
+          <w:r>
+            <w:rPr>
+              <w:rFonts w:ascii="Avenir Next" w:hAnsi="Avenir Next" w:cs="Avenir Next" w:eastAsia="Avenir Next"/>
+              <w:color w:val="5A5F66"/>
+              <w:sz w:val="15"/>
+              <w:szCs w:val="15"/>
+            </w:rPr>
+            <w:t xml:space="preserve"> of </w:t>
+          </w:r>
+          <w:r>
+            <w:rPr>
+              <w:rFonts w:ascii="Avenir Next" w:hAnsi="Avenir Next" w:cs="Avenir Next" w:eastAsia="Avenir Next"/>
+              <w:color w:val="5A5F66"/>
+              <w:sz w:val="15"/>
+              <w:szCs w:val="15"/>
+            </w:rPr>
+            <w:fldChar w:fldCharType="begin"/>
+          </w:r>
+          <w:r>
+            <w:rPr>
+              <w:rFonts w:ascii="Avenir Next" w:hAnsi="Avenir Next" w:cs="Avenir Next" w:eastAsia="Avenir Next"/>
+              <w:color w:val="5A5F66"/>
+              <w:sz w:val="15"/>
+              <w:szCs w:val="15"/>
+            </w:rPr>
+            <w:instrText xml:space="preserve"> NUMPAGES </w:instrText>
+          </w:r>
+          <w:r>
+            <w:rPr>
+              <w:rFonts w:ascii="Avenir Next" w:hAnsi="Avenir Next" w:cs="Avenir Next" w:eastAsia="Avenir Next"/>
+              <w:color w:val="5A5F66"/>
+              <w:sz w:val="15"/>
+              <w:szCs w:val="15"/>
+            </w:rPr>
+            <w:fldChar w:fldCharType="separate"/>
+          </w:r>
+          <w:r>
+            <w:rPr>
+              <w:rFonts w:ascii="Avenir Next" w:hAnsi="Avenir Next" w:cs="Avenir Next" w:eastAsia="Avenir Next"/>
+              <w:color w:val="5A5F66"/>
+              <w:sz w:val="15"/>
+              <w:szCs w:val="15"/>
+            </w:rPr>
+            <w:t xml:space="preserve">1</w:t>
+          </w:r>
+          <w:r>
+            <w:rPr>
+              <w:rFonts w:ascii="Avenir Next" w:hAnsi="Avenir Next" w:cs="Avenir Next" w:eastAsia="Avenir Next"/>
+              <w:color w:val="5A5F66"/>
+              <w:sz w:val="15"/>
+              <w:szCs w:val="15"/>
+            </w:rPr>
+            <w:fldChar w:fldCharType="end"/>
           </w:r>
         </w:p>
       </w:tc>
@@ -5204,5 +5311,23 @@
       </w:tblCellMar>
     </w:tblPr>
   </w:style>
+  <w:style w:type="paragraph" w:styleId="Heading1">
+    <w:name w:val="heading 1"/>
+    <w:basedOn w:val="Normal"/>
+    <w:pPr>
+      <w:outlineLvl w:val="0"/>
+      <w:keepNext w:val="0"/>
+      <w:keepLines w:val="0"/>
+    </w:pPr>
+  </w:style>
+  <w:style w:type="paragraph" w:styleId="Heading2">
+    <w:name w:val="heading 2"/>
+    <w:basedOn w:val="Normal"/>
+    <w:pPr>
+      <w:outlineLvl w:val="1"/>
+      <w:keepNext w:val="0"/>
+      <w:keepLines w:val="0"/>
+    </w:pPr>
+  </w:style>
 </w:styles>
 </file>